--- a/data/revised_2026-10_full/tracked/v2/Chemistry/SS1.1_Introduction_to_Chemistry/Chemistry_Introduction_to_Chemistry_CBE_LessonSequence_TRACKED.docx
+++ b/data/revised_2026-10_full/tracked/v2/Chemistry/SS1.1_Introduction_to_Chemistry/Chemistry_Introduction_to_Chemistry_CBE_LessonSequence_TRACKED.docx
@@ -427,10 +427,10 @@
               <w:spacing w:after="40" w:before="0"/>
               <w:jc w:val="left"/>
               <w:rPr>
-                <w:ins w:id="9002" w:author="Claude (AI) - proposed" w:date="2026-10-15T03:00:47Z"/>
-              </w:rPr>
-            </w:pPr>
-            <w:ins w:id="9001" w:author="Claude (AI) - proposed" w:date="2026-10-15T03:00:47Z">
+                <w:ins w:id="9002" w:author="Claude (AI) - proposed" w:date="2026-10-18T00:26:28Z"/>
+              </w:rPr>
+            </w:pPr>
+            <w:ins w:id="9001" w:author="Claude (AI) - proposed" w:date="2026-10-18T00:26:28Z">
               <w:r>
                 <w:rPr>
                   <w:rFonts w:ascii="Arial" w:cs="Arial" w:eastAsia="Arial" w:hAnsi="Arial"/>
@@ -452,10 +452,10 @@
               <w:spacing w:after="40" w:before="0"/>
               <w:jc w:val="left"/>
               <w:rPr>
-                <w:del w:id="9004" w:author="Claude (AI) - proposed" w:date="2026-10-15T03:00:47Z"/>
-              </w:rPr>
-            </w:pPr>
-            <w:del w:id="9003" w:author="Claude (AI) - proposed" w:date="2026-10-15T03:00:47Z">
+                <w:del w:id="9004" w:author="Claude (AI) - proposed" w:date="2026-10-18T00:26:28Z"/>
+              </w:rPr>
+            </w:pPr>
+            <w:del w:id="9003" w:author="Claude (AI) - proposed" w:date="2026-10-18T00:26:28Z">
               <w:r>
                 <w:rPr>
                   <w:rFonts w:ascii="Arial" w:cs="Arial" w:eastAsia="Arial" w:hAnsi="Arial"/>
@@ -1218,7 +1218,7 @@
               </w:rPr>
               <w:t xml:space="preserve">–  Life skills (safety and security): </w:t>
             </w:r>
-            <w:del w:id="9005" w:author="Claude (AI) - proposed" w:date="2026-10-15T03:00:47Z">
+            <w:del w:id="9005" w:author="Claude (AI) - proposed" w:date="2026-10-18T00:26:28Z">
               <w:r>
                 <w:rPr>
                   <w:rFonts w:ascii="Arial" w:cs="Arial" w:eastAsia="Arial" w:hAnsi="Arial"/>
@@ -1233,7 +1233,7 @@
                 <w:delText xml:space="preserve">Learners brainstorm their</w:delText>
               </w:r>
             </w:del>
-            <w:ins w:id="9006" w:author="Claude (AI) - proposed" w:date="2026-10-15T03:00:47Z">
+            <w:ins w:id="9006" w:author="Claude (AI) - proposed" w:date="2026-10-18T00:26:28Z">
               <w:r>
                 <w:rPr>
                   <w:rFonts w:ascii="Arial" w:cs="Arial" w:eastAsia="Arial" w:hAnsi="Arial"/>
@@ -1261,7 +1261,7 @@
               </w:rPr>
               <w:t xml:space="preserve"> rights and responsibilities to a safe and healthy learning environment</w:t>
             </w:r>
-            <w:del w:id="9007" w:author="Claude (AI) - proposed" w:date="2026-10-15T03:00:47Z">
+            <w:del w:id="9007" w:author="Claude (AI) - proposed" w:date="2026-10-18T00:26:28Z">
               <w:r>
                 <w:rPr>
                   <w:rFonts w:ascii="Arial" w:cs="Arial" w:eastAsia="Arial" w:hAnsi="Arial"/>
@@ -1296,7 +1296,7 @@
               </w:rPr>
               <w:t xml:space="preserve">–  Health Promotion Issues (drug and substance use): </w:t>
             </w:r>
-            <w:del w:id="9008" w:author="Claude (AI) - proposed" w:date="2026-10-15T03:00:47Z">
+            <w:del w:id="9008" w:author="Claude (AI) - proposed" w:date="2026-10-18T00:26:28Z">
               <w:r>
                 <w:rPr>
                   <w:rFonts w:ascii="Arial" w:cs="Arial" w:eastAsia="Arial" w:hAnsi="Arial"/>
@@ -1311,7 +1311,7 @@
                 <w:delText xml:space="preserve">Learners discuss</w:delText>
               </w:r>
             </w:del>
-            <w:ins w:id="9009" w:author="Claude (AI) - proposed" w:date="2026-10-15T03:00:47Z">
+            <w:ins w:id="9009" w:author="Claude (AI) - proposed" w:date="2026-10-18T00:26:28Z">
               <w:r>
                 <w:rPr>
                   <w:rFonts w:ascii="Arial" w:cs="Arial" w:eastAsia="Arial" w:hAnsi="Arial"/>
@@ -1339,7 +1339,7 @@
               </w:rPr>
               <w:t xml:space="preserve"> the meaning of drug</w:t>
             </w:r>
-            <w:del w:id="9010" w:author="Claude (AI) - proposed" w:date="2026-10-15T03:00:47Z">
+            <w:del w:id="9010" w:author="Claude (AI) - proposed" w:date="2026-10-18T00:26:28Z">
               <w:r>
                 <w:rPr>
                   <w:rFonts w:ascii="Arial" w:cs="Arial" w:eastAsia="Arial" w:hAnsi="Arial"/>
@@ -1367,7 +1367,7 @@
               </w:rPr>
               <w:t xml:space="preserve"> prescription, dosage</w:t>
             </w:r>
-            <w:del w:id="9011" w:author="Claude (AI) - proposed" w:date="2026-10-15T03:00:47Z">
+            <w:del w:id="9011" w:author="Claude (AI) - proposed" w:date="2026-10-18T00:26:28Z">
               <w:r>
                 <w:rPr>
                   <w:rFonts w:ascii="Arial" w:cs="Arial" w:eastAsia="Arial" w:hAnsi="Arial"/>
@@ -1382,7 +1382,7 @@
                 <w:delText xml:space="preserve"> and</w:delText>
               </w:r>
             </w:del>
-            <w:ins w:id="9012" w:author="Claude (AI) - proposed" w:date="2026-10-15T03:00:47Z">
+            <w:ins w:id="9012" w:author="Claude (AI) - proposed" w:date="2026-10-18T00:26:28Z">
               <w:r>
                 <w:rPr>
                   <w:rFonts w:ascii="Arial" w:cs="Arial" w:eastAsia="Arial" w:hAnsi="Arial"/>
@@ -1430,7 +1430,7 @@
               </w:rPr>
               <w:t xml:space="preserve">–  Socio-Economic and Environmental issues (consumer protection): </w:t>
             </w:r>
-            <w:del w:id="9013" w:author="Claude (AI) - proposed" w:date="2026-10-15T03:00:47Z">
+            <w:del w:id="9013" w:author="Claude (AI) - proposed" w:date="2026-10-18T00:26:28Z">
               <w:r>
                 <w:rPr>
                   <w:rFonts w:ascii="Arial" w:cs="Arial" w:eastAsia="Arial" w:hAnsi="Arial"/>
@@ -1445,7 +1445,7 @@
                 <w:delText xml:space="preserve">Learners explore labels on</w:delText>
               </w:r>
             </w:del>
-            <w:ins w:id="9014" w:author="Claude (AI) - proposed" w:date="2026-10-15T03:00:47Z">
+            <w:ins w:id="9014" w:author="Claude (AI) - proposed" w:date="2026-10-18T00:26:28Z">
               <w:r>
                 <w:rPr>
                   <w:rFonts w:ascii="Arial" w:cs="Arial" w:eastAsia="Arial" w:hAnsi="Arial"/>
@@ -1473,7 +1473,7 @@
               </w:rPr>
               <w:t xml:space="preserve"> containers of manufactured products</w:t>
             </w:r>
-            <w:ins w:id="9015" w:author="Claude (AI) - proposed" w:date="2026-10-15T03:00:47Z">
+            <w:ins w:id="9015" w:author="Claude (AI) - proposed" w:date="2026-10-18T00:26:28Z">
               <w:r>
                 <w:rPr>
                   <w:rFonts w:ascii="Arial" w:cs="Arial" w:eastAsia="Arial" w:hAnsi="Arial"/>
@@ -1501,7 +1501,7 @@
               </w:rPr>
               <w:t xml:space="preserve"> for marks of quality, expiry dates, nutritional information, preservatives and messages of caution</w:t>
             </w:r>
-            <w:ins w:id="9016" w:author="Claude (AI) - proposed" w:date="2026-10-15T03:00:47Z">
+            <w:ins w:id="9016" w:author="Claude (AI) - proposed" w:date="2026-10-18T00:26:28Z">
               <w:r>
                 <w:rPr>
                   <w:rFonts w:ascii="Arial" w:cs="Arial" w:eastAsia="Arial" w:hAnsi="Arial"/>
@@ -1900,10 +1900,10 @@
               <w:spacing w:after="40" w:before="0"/>
               <w:jc w:val="left"/>
               <w:rPr>
-                <w:ins w:id="9018" w:author="Claude (AI) - proposed" w:date="2026-10-15T03:00:47Z"/>
-              </w:rPr>
-            </w:pPr>
-            <w:ins w:id="9017" w:author="Claude (AI) - proposed" w:date="2026-10-15T03:00:47Z">
+                <w:ins w:id="9018" w:author="Claude (AI) - proposed" w:date="2026-10-18T00:26:28Z"/>
+              </w:rPr>
+            </w:pPr>
+            <w:ins w:id="9017" w:author="Claude (AI) - proposed" w:date="2026-10-18T00:26:28Z">
               <w:r>
                 <w:rPr>
                   <w:rFonts w:ascii="Arial" w:cs="Arial" w:eastAsia="Arial" w:hAnsi="Arial"/>
@@ -1925,10 +1925,10 @@
               <w:spacing w:after="40" w:before="0"/>
               <w:jc w:val="left"/>
               <w:rPr>
-                <w:ins w:id="9020" w:author="Claude (AI) - proposed" w:date="2026-10-15T03:00:47Z"/>
-              </w:rPr>
-            </w:pPr>
-            <w:ins w:id="9019" w:author="Claude (AI) - proposed" w:date="2026-10-15T03:00:47Z">
+                <w:ins w:id="9020" w:author="Claude (AI) - proposed" w:date="2026-10-18T00:26:28Z"/>
+              </w:rPr>
+            </w:pPr>
+            <w:ins w:id="9019" w:author="Claude (AI) - proposed" w:date="2026-10-18T00:26:28Z">
               <w:r>
                 <w:rPr>
                   <w:rFonts w:ascii="Arial" w:cs="Arial" w:eastAsia="Arial" w:hAnsi="Arial"/>
@@ -1950,10 +1950,10 @@
               <w:spacing w:after="40" w:before="0"/>
               <w:jc w:val="left"/>
               <w:rPr>
-                <w:ins w:id="9022" w:author="Claude (AI) - proposed" w:date="2026-10-15T03:00:47Z"/>
-              </w:rPr>
-            </w:pPr>
-            <w:ins w:id="9021" w:author="Claude (AI) - proposed" w:date="2026-10-15T03:00:47Z">
+                <w:ins w:id="9022" w:author="Claude (AI) - proposed" w:date="2026-10-18T00:26:28Z"/>
+              </w:rPr>
+            </w:pPr>
+            <w:ins w:id="9021" w:author="Claude (AI) - proposed" w:date="2026-10-18T00:26:28Z">
               <w:r>
                 <w:rPr>
                   <w:rFonts w:ascii="Arial" w:cs="Arial" w:eastAsia="Arial" w:hAnsi="Arial"/>
@@ -1975,10 +1975,10 @@
               <w:spacing w:after="40" w:before="0"/>
               <w:jc w:val="left"/>
               <w:rPr>
-                <w:del w:id="9024" w:author="Claude (AI) - proposed" w:date="2026-10-15T03:00:47Z"/>
-              </w:rPr>
-            </w:pPr>
-            <w:del w:id="9023" w:author="Claude (AI) - proposed" w:date="2026-10-15T03:00:47Z">
+                <w:del w:id="9024" w:author="Claude (AI) - proposed" w:date="2026-10-18T00:26:28Z"/>
+              </w:rPr>
+            </w:pPr>
+            <w:del w:id="9023" w:author="Claude (AI) - proposed" w:date="2026-10-18T00:26:28Z">
               <w:r>
                 <w:rPr>
                   <w:rFonts w:ascii="Arial" w:cs="Arial" w:eastAsia="Arial" w:hAnsi="Arial"/>
@@ -2121,7 +2121,7 @@
               </w:rPr>
               <w:t xml:space="preserve">A tray at a school laboratory in Kisumu holds eight ordinary substances: table salt, water, sand, sulphur, iron filings, an antacid tablet and a paracetamol tablet. Learners are asked to sort them into groups with similar characteristics. They then mix solids with water: salt </w:t>
             </w:r>
-            <w:del w:id="9025" w:author="Claude (AI) - proposed" w:date="2026-10-15T03:00:47Z">
+            <w:del w:id="9025" w:author="Claude (AI) - proposed" w:date="2026-10-18T00:26:28Z">
               <w:r>
                 <w:rPr>
                   <w:rFonts w:ascii="Arial" w:cs="Arial" w:eastAsia="Arial" w:hAnsi="Arial"/>
@@ -2136,7 +2136,7 @@
                 <w:delText xml:space="preserve">vanishes</w:delText>
               </w:r>
             </w:del>
-            <w:ins w:id="9026" w:author="Claude (AI) - proposed" w:date="2026-10-15T03:00:47Z">
+            <w:ins w:id="9026" w:author="Claude (AI) - proposed" w:date="2026-10-18T00:26:28Z">
               <w:r>
                 <w:rPr>
                   <w:rFonts w:ascii="Arial" w:cs="Arial" w:eastAsia="Arial" w:hAnsi="Arial"/>
@@ -2232,7 +2232,7 @@
               </w:rPr>
               <w:t xml:space="preserve">Lesson 1: Phenomenon – Learners predict, sort and observe salt, water, sand, sulphur, iron filings, </w:t>
             </w:r>
-            <w:ins w:id="9027" w:author="Claude (AI) - proposed" w:date="2026-10-15T03:00:47Z">
+            <w:ins w:id="9027" w:author="Claude (AI) - proposed" w:date="2026-10-18T00:26:28Z">
               <w:r>
                 <w:rPr>
                   <w:rFonts w:ascii="Arial" w:cs="Arial" w:eastAsia="Arial" w:hAnsi="Arial"/>
@@ -2340,7 +2340,7 @@
               </w:rPr>
               <w:t xml:space="preserve">Lesson 5: Branches of</w:t>
             </w:r>
-            <w:del w:id="9028" w:author="Claude (AI) - proposed" w:date="2026-10-15T03:00:47Z">
+            <w:del w:id="9028" w:author="Claude (AI) - proposed" w:date="2026-10-18T00:26:28Z">
               <w:r>
                 <w:rPr>
                   <w:rFonts w:ascii="Arial" w:cs="Arial" w:eastAsia="Arial" w:hAnsi="Arial"/>
@@ -2718,7 +2718,7 @@
         </w:rPr>
         <w:t xml:space="preserve">© 2026 SeaVuria and ARES. This work is licensed under a </w:t>
       </w:r>
-      <w:hyperlink w:history="1" r:id="rIdqqzo2duji7dat9jcv3zjr">
+      <w:hyperlink w:history="1" r:id="rIdjnvz3uwinjbjpzstwbsba">
         <w:r>
           <w:rPr>
             <w:rFonts w:ascii="Arial" w:cs="Arial" w:eastAsia="Arial" w:hAnsi="Arial"/>
@@ -2738,7 +2738,7 @@
         </w:rPr>
         <w:t xml:space="preserve"> (</w:t>
       </w:r>
-      <w:hyperlink w:history="1" r:id="rIdga9h35htira-krolf-jzr">
+      <w:hyperlink w:history="1" r:id="rId1jk39wl1ytygdp6_dvqzb">
         <w:r>
           <w:rPr>
             <w:rFonts w:ascii="Arial" w:cs="Arial" w:eastAsia="Arial" w:hAnsi="Arial"/>
@@ -2758,7 +2758,7 @@
         </w:rPr>
         <w:t xml:space="preserve">). To view a copy of this license, visit </w:t>
       </w:r>
-      <w:hyperlink w:history="1" r:id="rIdqj3pwldgic96oqisdhq-l">
+      <w:hyperlink w:history="1" r:id="rIdi0uyhrdd2asvroju0u9ng">
         <w:r>
           <w:rPr>
             <w:rFonts w:ascii="Arial" w:cs="Arial" w:eastAsia="Arial" w:hAnsi="Arial"/>
@@ -3278,7 +3278,7 @@
               </w:rPr>
               <w:t xml:space="preserve">KICD Key Inquiry </w:t>
             </w:r>
-            <w:del w:id="9029" w:author="Claude (AI) - proposed" w:date="2026-10-15T03:00:47Z">
+            <w:del w:id="9029" w:author="Claude (AI) - proposed" w:date="2026-10-18T00:26:28Z">
               <w:r>
                 <w:rPr>
                   <w:rFonts w:ascii="Arial" w:cs="Arial" w:eastAsia="Arial" w:hAnsi="Arial"/>
@@ -3293,7 +3293,7 @@
                 <w:delText xml:space="preserve">Questions</w:delText>
               </w:r>
             </w:del>
-            <w:ins w:id="9030" w:author="Claude (AI) - proposed" w:date="2026-10-15T03:00:47Z">
+            <w:ins w:id="9030" w:author="Claude (AI) - proposed" w:date="2026-10-18T00:26:28Z">
               <w:r>
                 <w:rPr>
                   <w:rFonts w:ascii="Arial" w:cs="Arial" w:eastAsia="Arial" w:hAnsi="Arial"/>
@@ -3552,7 +3552,7 @@
               </w:rPr>
               <w:t xml:space="preserve">Mrs Achieng walks into the Kisumu school laboratory with eight trays, one for each group. Each tray holds eight labelled substances: A table salt, B water (distilled, 50 mL in a beaker), C sand, D sulphur powder, E iron filings, F antacid tablet, G paracetamol tablet and H sugar. Lake Victoria is just down the road, and learners think about the water, sand and salt they know from home. Learners first predict what will happen when each solid is placed in water, then observe and sort the eight substances by what they can see, feel (through the container or spatula) and compare. They notice that powders that look alike might behave differently. Wanjiru asks why the antacid and paracetamol tablets might work differently, and Mrs Achieng records this on the class Driving Question Board. The lesson ends with each group writing at least three puzzling questions on sticky notes and posting them on the DQB under the Driving Question. No water test, heat test or mixture separation is carried out today; those are saved for Lesson 2. Learners observe, predict, wonder and begin to see why chemistry matters in daily life.</w:t>
             </w:r>
-            <w:ins w:id="9031" w:author="Claude (AI) - proposed" w:date="2026-10-15T03:00:47Z">
+            <w:ins w:id="9031" w:author="Claude (AI) - proposed" w:date="2026-10-18T00:26:28Z">
               <w:r>
                 <w:rPr>
                   <w:rFonts w:ascii="Arial" w:cs="Arial" w:eastAsia="Arial" w:hAnsi="Arial"/>
@@ -3855,7 +3855,7 @@
             <w:pPr>
               <w:spacing w:after="20" w:before="0"/>
             </w:pPr>
-            <w:hyperlink w:history="1" r:id="rIdlorbbcmvnixn5kg1dltec">
+            <w:hyperlink w:history="1" r:id="rId46lchd2127zjvioild5s_">
               <w:r>
                 <w:rPr>
                   <w:rFonts w:ascii="Arial" w:cs="Arial" w:eastAsia="Arial" w:hAnsi="Arial"/>
@@ -3904,7 +3904,7 @@
               <w:spacing w:after="10" w:before="0"/>
               <w:ind w:left="120"/>
             </w:pPr>
-            <w:hyperlink w:history="1" r:id="rIdm9pj83biykeu8gdrcvnpe">
+            <w:hyperlink w:history="1" r:id="rId9pp2fxjdddfax0ylfu_0_">
               <w:r>
                 <w:rPr>
                   <w:rFonts w:ascii="Arial" w:cs="Arial" w:eastAsia="Arial" w:hAnsi="Arial"/>
@@ -3966,7 +3966,7 @@
               <w:spacing w:after="10" w:before="0"/>
               <w:ind w:left="120"/>
             </w:pPr>
-            <w:hyperlink w:history="1" r:id="rIdnkddumujdipdgyvau1r4t">
+            <w:hyperlink w:history="1" r:id="rId6wktcm8gswibvx7h5tcpl">
               <w:r>
                 <w:rPr>
                   <w:rFonts w:ascii="Arial" w:cs="Arial" w:eastAsia="Arial" w:hAnsi="Arial"/>
@@ -4181,7 +4181,7 @@
             <w:pPr>
               <w:spacing w:after="20" w:before="0"/>
             </w:pPr>
-            <w:hyperlink w:history="1" r:id="rIdtinwwlvqdpi1gd22x_bji">
+            <w:hyperlink w:history="1" r:id="rIdori4bbfviunay037xghwz">
               <w:r>
                 <w:rPr>
                   <w:rFonts w:ascii="Arial" w:cs="Arial" w:eastAsia="Arial" w:hAnsi="Arial"/>
@@ -4230,7 +4230,7 @@
               <w:spacing w:after="10" w:before="0"/>
               <w:ind w:left="120"/>
             </w:pPr>
-            <w:hyperlink w:history="1" r:id="rIdjtxtbczfun7ckof6cv_am">
+            <w:hyperlink w:history="1" r:id="rIdhodok4sj6neridi3zsp6n">
               <w:r>
                 <w:rPr>
                   <w:rFonts w:ascii="Arial" w:cs="Arial" w:eastAsia="Arial" w:hAnsi="Arial"/>
@@ -4292,7 +4292,7 @@
               <w:spacing w:after="10" w:before="0"/>
               <w:ind w:left="120"/>
             </w:pPr>
-            <w:hyperlink w:history="1" r:id="rIdp4kugd5cwpeonw1a5majh">
+            <w:hyperlink w:history="1" r:id="rIdirlghrkon4cmy_o3ndamm">
               <w:r>
                 <w:rPr>
                   <w:rFonts w:ascii="Arial" w:cs="Arial" w:eastAsia="Arial" w:hAnsi="Arial"/>
@@ -4385,7 +4385,7 @@
               </w:rPr>
               <w:t xml:space="preserve">Circulate to every group within the first 5 minutes. Ask: "What do you see? What do you notice that is the same? What is different?" Prompt Group 1: "Wanjiru, you picked up F and G. Tell me what looks alike and what looks different." Remind groups: "Goggles on, no tasting, no sniffing from the container. Use your eyes and the hand lens only." After 8 minutes ask groups to pause. Say: "Show me a different way to sort the same eight substances." WAIT TIME of 10-15 seconds after the question "Can the same substance belong in two different groups? Think about it." Cold-call 3 groups to share one sorting rule (not their first), and ask the class: "Which substances ended up together in more than one group? Why?" Do not tell learners the 'right' way to group; there is none yet. Do not explain solubility, magnetism or heat behaviour. If a learner asks "Will it dissolve?", answer: "Good question. Put it on your question sticky note." Check that safety rules are being followed.</w:t>
             </w:r>
-            <w:ins w:id="9032" w:author="Claude (AI) - proposed" w:date="2026-10-15T03:00:47Z">
+            <w:ins w:id="9032" w:author="Claude (AI) - proposed" w:date="2026-10-18T00:26:28Z">
               <w:r>
                 <w:rPr>
                   <w:rFonts w:ascii="Arial" w:cs="Arial" w:eastAsia="Arial" w:hAnsi="Arial"/>
@@ -4522,7 +4522,7 @@
             <w:pPr>
               <w:spacing w:after="20" w:before="0"/>
             </w:pPr>
-            <w:hyperlink w:history="1" r:id="rIdxhugru9ziyezqegq8t1ty">
+            <w:hyperlink w:history="1" r:id="rIdsuqbnirxjn4cfvzmy2mwn">
               <w:r>
                 <w:rPr>
                   <w:rFonts w:ascii="Arial" w:cs="Arial" w:eastAsia="Arial" w:hAnsi="Arial"/>
@@ -4571,7 +4571,7 @@
               <w:spacing w:after="10" w:before="0"/>
               <w:ind w:left="120"/>
             </w:pPr>
-            <w:hyperlink w:history="1" r:id="rIdnleaxzyxnkasqncimpyaz">
+            <w:hyperlink w:history="1" r:id="rIdwo3xgaq546vd1n1jfr9vh">
               <w:r>
                 <w:rPr>
                   <w:rFonts w:ascii="Arial" w:cs="Arial" w:eastAsia="Arial" w:hAnsi="Arial"/>
@@ -4633,7 +4633,7 @@
               <w:spacing w:after="10" w:before="0"/>
               <w:ind w:left="120"/>
             </w:pPr>
-            <w:hyperlink w:history="1" r:id="rIdraplnmwrgk1qm4g9ey8ow">
+            <w:hyperlink w:history="1" r:id="rId4gk-ufaullcxqh-fyrzfo">
               <w:r>
                 <w:rPr>
                   <w:rFonts w:ascii="Arial" w:cs="Arial" w:eastAsia="Arial" w:hAnsi="Arial"/>
@@ -4848,7 +4848,7 @@
             <w:pPr>
               <w:spacing w:after="20" w:before="0"/>
             </w:pPr>
-            <w:hyperlink w:history="1" r:id="rIdw8kyoogyynwubdquy3uns">
+            <w:hyperlink w:history="1" r:id="rId9kbhx6zn2skdeuu4n8bc_">
               <w:r>
                 <w:rPr>
                   <w:rFonts w:ascii="Arial" w:cs="Arial" w:eastAsia="Arial" w:hAnsi="Arial"/>
@@ -4897,7 +4897,7 @@
               <w:spacing w:after="10" w:before="0"/>
               <w:ind w:left="120"/>
             </w:pPr>
-            <w:hyperlink w:history="1" r:id="rId7wcsqmcyk1ebogzrjw7z0">
+            <w:hyperlink w:history="1" r:id="rId9iqll0elsemnksoulhlnq">
               <w:r>
                 <w:rPr>
                   <w:rFonts w:ascii="Arial" w:cs="Arial" w:eastAsia="Arial" w:hAnsi="Arial"/>
@@ -4959,7 +4959,7 @@
               <w:spacing w:after="10" w:before="0"/>
               <w:ind w:left="120"/>
             </w:pPr>
-            <w:hyperlink w:history="1" r:id="rIdouqoyroca91wqvpryyy13">
+            <w:hyperlink w:history="1" r:id="rId667zgipnrzkovw8atdsav">
               <w:r>
                 <w:rPr>
                   <w:rFonts w:ascii="Arial" w:cs="Arial" w:eastAsia="Arial" w:hAnsi="Arial"/>
@@ -5019,7 +5019,7 @@
               </w:rPr>
               <w:t xml:space="preserve">Mrs Achieng posts the Driving Question on a large sheet at the front of the Kisumu lab: "How do the different properties of substances around us help chemists make medicines, foods and other products, and how do we use them safely?" Each group writes its best 3 puzzling questions on separate sticky notes, each with the group number. Learners come up one by one and post their notes on the DQB. As a class they cluster the questions into themes such as: (1) Why do powders behave differently? (2) Mixing and separating (for example 'Can salt be taken out of water?'). (3) Heating and burning (for example 'Why might sulphur burn?'). (4) Medicines, paracetamol, antacid (including Wanjiru's question). (5) Safety and labels ('Why is too much dangerous?'). Learners read the </w:t>
             </w:r>
-            <w:del w:id="9033" w:author="Claude (AI) - proposed" w:date="2026-10-15T03:00:47Z">
+            <w:del w:id="9033" w:author="Claude (AI) - proposed" w:date="2026-10-18T00:26:28Z">
               <w:r>
                 <w:rPr>
                   <w:rFonts w:ascii="Arial" w:cs="Arial" w:eastAsia="Arial" w:hAnsi="Arial"/>
@@ -5047,7 +5047,7 @@
               </w:rPr>
               <w:t xml:space="preserve">KICD key inquiry</w:t>
             </w:r>
-            <w:ins w:id="9034" w:author="Claude (AI) - proposed" w:date="2026-10-15T03:00:47Z">
+            <w:ins w:id="9034" w:author="Claude (AI) - proposed" w:date="2026-10-18T00:26:28Z">
               <w:r>
                 <w:rPr>
                   <w:rFonts w:ascii="Arial" w:cs="Arial" w:eastAsia="Arial" w:hAnsi="Arial"/>
@@ -5108,7 +5108,7 @@
               </w:rPr>
               <w:t xml:space="preserve">Say: "This board belongs to us. Every question you add is evidence of your thinking. There are no silly questions." Model one example from Wanjiru: "Why does one white tablet help heartburn and another help pain?" Ask: "How are our questions connected to the Driving Question?" Give WAIT TIME of 10-15 seconds before taking answers. Cold-call 5 learners to read out and place a question on the board, ensuring all 8 groups are represented, including quieter learners such as Amina. Ask the class: "Which questions look alike? Where would we cluster them?" Invite one learner per cluster to suggest a heading. Ask: "Which of these questions can we investigate in the lab, and which need us to read or discuss?" Mark investigable ones with a star. Show the KICD key inquiry </w:t>
             </w:r>
-            <w:ins w:id="9035" w:author="Claude (AI) - proposed" w:date="2026-10-15T03:00:47Z">
+            <w:ins w:id="9035" w:author="Claude (AI) - proposed" w:date="2026-10-18T00:26:28Z">
               <w:r>
                 <w:rPr>
                   <w:rFonts w:ascii="Arial" w:cs="Arial" w:eastAsia="Arial" w:hAnsi="Arial"/>
@@ -5258,7 +5258,7 @@
             <w:pPr>
               <w:spacing w:after="20" w:before="0"/>
             </w:pPr>
-            <w:hyperlink w:history="1" r:id="rIdw7sltuajnm_pbac-crqms">
+            <w:hyperlink w:history="1" r:id="rId7lgdm2fvvz_5ujmphebvs">
               <w:r>
                 <w:rPr>
                   <w:rFonts w:ascii="Arial" w:cs="Arial" w:eastAsia="Arial" w:hAnsi="Arial"/>
@@ -5307,7 +5307,7 @@
               <w:spacing w:after="10" w:before="0"/>
               <w:ind w:left="120"/>
             </w:pPr>
-            <w:hyperlink w:history="1" r:id="rIdgkbyepm5htrhxnbsg9gdy">
+            <w:hyperlink w:history="1" r:id="rIdrlzzwdwvrpx-pgz5gaohc">
               <w:r>
                 <w:rPr>
                   <w:rFonts w:ascii="Arial" w:cs="Arial" w:eastAsia="Arial" w:hAnsi="Arial"/>
@@ -5369,7 +5369,7 @@
               <w:spacing w:after="10" w:before="0"/>
               <w:ind w:left="120"/>
             </w:pPr>
-            <w:hyperlink w:history="1" r:id="rIdhrtmdyce2msiliabmrdus">
+            <w:hyperlink w:history="1" r:id="rIdg5g_o4to03wbdgin9leqy">
               <w:r>
                 <w:rPr>
                   <w:rFonts w:ascii="Arial" w:cs="Arial" w:eastAsia="Arial" w:hAnsi="Arial"/>
@@ -5909,7 +5909,7 @@
         </w:rPr>
         <w:t xml:space="preserve">© 2026 SeaVuria and ARES. Aligned with KICD objectives. Developed by SeaVuria; technical implementation by ARES (with AI assistance from Claude). Licensed under </w:t>
       </w:r>
-      <w:hyperlink w:history="1" r:id="rIdsqvbjcdo2uogp2sw6o8us">
+      <w:hyperlink w:history="1" r:id="rId7w8qhpjfgs3dizfzmcjzx">
         <w:r>
           <w:rPr>
             <w:rFonts w:ascii="Arial" w:cs="Arial" w:eastAsia="Arial" w:hAnsi="Arial"/>
@@ -5930,7 +5930,7 @@
         </w:rPr>
         <w:t xml:space="preserve"> (</w:t>
       </w:r>
-      <w:hyperlink w:history="1" r:id="rIdd5yauka2aho7x6wz9lbcc">
+      <w:hyperlink w:history="1" r:id="rIdl8jcfc1mzlzopbfq5whfx">
         <w:r>
           <w:rPr>
             <w:rFonts w:ascii="Arial" w:cs="Arial" w:eastAsia="Arial" w:hAnsi="Arial"/>
@@ -6451,7 +6451,7 @@
               </w:rPr>
               <w:t xml:space="preserve">KICD Key Inquiry Question</w:t>
             </w:r>
-            <w:ins w:id="9036" w:author="Claude (AI) - proposed" w:date="2026-10-15T03:00:47Z">
+            <w:ins w:id="9036" w:author="Claude (AI) - proposed" w:date="2026-10-18T00:26:28Z">
               <w:r>
                 <w:rPr>
                   <w:rFonts w:ascii="Arial" w:cs="Arial" w:eastAsia="Arial" w:hAnsi="Arial"/>
@@ -6479,7 +6479,7 @@
               </w:rPr>
               <w:t xml:space="preserve"> 2: Do all substances around the world have the same properties and uses? Also begins to answer </w:t>
             </w:r>
-            <w:del w:id="9037" w:author="Claude (AI) - proposed" w:date="2026-10-15T03:00:47Z">
+            <w:del w:id="9037" w:author="Claude (AI) - proposed" w:date="2026-10-18T00:26:28Z">
               <w:r>
                 <w:rPr>
                   <w:rFonts w:ascii="Arial" w:cs="Arial" w:eastAsia="Arial" w:hAnsi="Arial"/>
@@ -6494,7 +6494,7 @@
                 <w:delText xml:space="preserve">Key Inquiry Question</w:delText>
               </w:r>
             </w:del>
-            <w:ins w:id="9038" w:author="Claude (AI) - proposed" w:date="2026-10-15T03:00:47Z">
+            <w:ins w:id="9038" w:author="Claude (AI) - proposed" w:date="2026-10-18T00:26:28Z">
               <w:r>
                 <w:rPr>
                   <w:rFonts w:ascii="Arial" w:cs="Arial" w:eastAsia="Arial" w:hAnsi="Arial"/>
@@ -6658,7 +6658,7 @@
               </w:rPr>
               <w:t xml:space="preserve">Goggles on for everyone throughout. No tasting or smelling directly: waft only when told to, and only the teacher notes the smell of burning sulphur, which gives off choking sulphur dioxide, so </w:t>
             </w:r>
-            <w:del w:id="9039" w:author="Claude (AI) - proposed" w:date="2026-10-15T03:00:47Z">
+            <w:del w:id="9039" w:author="Claude (AI) - proposed" w:date="2026-10-18T00:26:28Z">
               <w:r>
                 <w:rPr>
                   <w:rFonts w:ascii="Arial" w:cs="Arial" w:eastAsia="Arial" w:hAnsi="Arial"/>
@@ -6673,7 +6673,7 @@
                 <w:delText xml:space="preserve">heat sulphur near</w:delText>
               </w:r>
             </w:del>
-            <w:ins w:id="9040" w:author="Claude (AI) - proposed" w:date="2026-10-15T03:00:47Z">
+            <w:ins w:id="9040" w:author="Claude (AI) - proposed" w:date="2026-10-18T00:26:28Z">
               <w:r>
                 <w:rPr>
                   <w:rFonts w:ascii="Arial" w:cs="Arial" w:eastAsia="Arial" w:hAnsi="Arial"/>
@@ -6701,7 +6701,7 @@
               </w:rPr>
               <w:t xml:space="preserve"> an open window</w:t>
             </w:r>
-            <w:ins w:id="9041" w:author="Claude (AI) - proposed" w:date="2026-10-15T03:00:47Z">
+            <w:ins w:id="9041" w:author="Claude (AI) - proposed" w:date="2026-10-18T00:26:28Z">
               <w:r>
                 <w:rPr>
                   <w:rFonts w:ascii="Arial" w:cs="Arial" w:eastAsia="Arial" w:hAnsi="Arial"/>
@@ -6729,7 +6729,7 @@
               </w:rPr>
               <w:t xml:space="preserve"> or in a fume cupboard</w:t>
             </w:r>
-            <w:ins w:id="9042" w:author="Claude (AI) - proposed" w:date="2026-10-15T03:00:47Z">
+            <w:ins w:id="9042" w:author="Claude (AI) - proposed" w:date="2026-10-18T00:26:28Z">
               <w:r>
                 <w:rPr>
                   <w:rFonts w:ascii="Arial" w:cs="Arial" w:eastAsia="Arial" w:hAnsi="Arial"/>
@@ -6852,7 +6852,7 @@
               </w:rPr>
               <w:t xml:space="preserve">Mrs Achieng returns the Kisumu tray to each of the 8 groups. Learners revisit their Lesson 1 predictions and sorting groups, then test them: 1 level spatula (about 2 g) of each solid in 50 mL of water at about 25 C, followed by a teacher-led heat test and the separation of mixture M (3 g iron filings + 3 g sand + 3 g salt). They discover that substances that look alike behave very differently, then use properties and the particle ideas of solids, liquids and gases to explain what they saw, including why salt in water cannot be filtered out but sand can. They compare 9 g in and 8.4 g out to reason about loss in the procedure. Learners add new questions to the Driving Question Board (DQB) and sketch the first ideas that will feed model v1 in Lesson 3.</w:t>
             </w:r>
-            <w:ins w:id="9043" w:author="Claude (AI) - proposed" w:date="2026-10-15T03:00:47Z">
+            <w:ins w:id="9043" w:author="Claude (AI) - proposed" w:date="2026-10-18T00:26:28Z">
               <w:r>
                 <w:rPr>
                   <w:rFonts w:ascii="Arial" w:cs="Arial" w:eastAsia="Arial" w:hAnsi="Arial"/>
@@ -7155,7 +7155,7 @@
             <w:pPr>
               <w:spacing w:after="20" w:before="0"/>
             </w:pPr>
-            <w:hyperlink w:history="1" r:id="rIdk7tsjaof_otx24nadyydc">
+            <w:hyperlink w:history="1" r:id="rIdsgpomhuknvqvaittm40xz">
               <w:r>
                 <w:rPr>
                   <w:rFonts w:ascii="Arial" w:cs="Arial" w:eastAsia="Arial" w:hAnsi="Arial"/>
@@ -7188,7 +7188,7 @@
               <w:spacing w:after="10" w:before="0"/>
               <w:ind w:left="120"/>
             </w:pPr>
-            <w:hyperlink w:history="1" r:id="rIdz6hloizrfamvu_gyiqsbt">
+            <w:hyperlink w:history="1" r:id="rIdazmrnbfr14vmdwrjb5xsz">
               <w:r>
                 <w:rPr>
                   <w:rFonts w:ascii="Arial" w:cs="Arial" w:eastAsia="Arial" w:hAnsi="Arial"/>
@@ -7233,7 +7233,7 @@
             <w:pPr>
               <w:spacing w:after="20" w:before="0"/>
             </w:pPr>
-            <w:hyperlink w:history="1" r:id="rIdt8hyxvc6x62jhr648hr4d">
+            <w:hyperlink w:history="1" r:id="rIdnbi2forve4as1c7mk9m15">
               <w:r>
                 <w:rPr>
                   <w:rFonts w:ascii="Arial" w:cs="Arial" w:eastAsia="Arial" w:hAnsi="Arial"/>
@@ -7266,7 +7266,7 @@
               <w:spacing w:after="10" w:before="0"/>
               <w:ind w:left="120"/>
             </w:pPr>
-            <w:hyperlink w:history="1" r:id="rIdrdodlx3bm3pikky_7iufu">
+            <w:hyperlink w:history="1" r:id="rId5xclgjx2_cpvwi_d3sqvq">
               <w:r>
                 <w:rPr>
                   <w:rFonts w:ascii="Arial" w:cs="Arial" w:eastAsia="Arial" w:hAnsi="Arial"/>
@@ -7311,7 +7311,7 @@
               </w:rPr>
               <w:t xml:space="preserve">Learners take out their Lesson 1 notebooks with the sorting groups and water test predictions for substances A-H (A table salt, B water, C sand, D sulphur powder, E iron filings, F antacid tablet, G paracetamol tablet, H sugar). Each learner privately writes a prediction for two new tests: (1) what happens to each solid in 50 mL of water, and (2) what happens when a small amount is heated in a dry test tube. They also predict whether mixture M (</w:t>
             </w:r>
-            <w:ins w:id="9044" w:author="Claude (AI) - proposed" w:date="2026-10-15T03:00:47Z">
+            <w:ins w:id="9044" w:author="Claude (AI) - proposed" w:date="2026-10-18T00:26:28Z">
               <w:r>
                 <w:rPr>
                   <w:rFonts w:ascii="Arial" w:cs="Arial" w:eastAsia="Arial" w:hAnsi="Arial"/>
@@ -7339,7 +7339,7 @@
               </w:rPr>
               <w:t xml:space="preserve">iron filings, sand and salt</w:t>
             </w:r>
-            <w:del w:id="9045" w:author="Claude (AI) - proposed" w:date="2026-10-15T03:00:47Z">
+            <w:del w:id="9045" w:author="Claude (AI) - proposed" w:date="2026-10-18T00:26:28Z">
               <w:r>
                 <w:rPr>
                   <w:rFonts w:ascii="Arial" w:cs="Arial" w:eastAsia="Arial" w:hAnsi="Arial"/>
@@ -7522,7 +7522,7 @@
             <w:pPr>
               <w:spacing w:after="20" w:before="0"/>
             </w:pPr>
-            <w:hyperlink w:history="1" r:id="rIdtxtwd0pt-qlkx4w5wnhyg">
+            <w:hyperlink w:history="1" r:id="rId2noj47zvfjmfqzlu_hih5">
               <w:r>
                 <w:rPr>
                   <w:rFonts w:ascii="Arial" w:cs="Arial" w:eastAsia="Arial" w:hAnsi="Arial"/>
@@ -7555,7 +7555,7 @@
               <w:spacing w:after="10" w:before="0"/>
               <w:ind w:left="120"/>
             </w:pPr>
-            <w:hyperlink w:history="1" r:id="rIdfbgggxsbmkinfcfqofni0">
+            <w:hyperlink w:history="1" r:id="rId_z9c6puglbrwbwd-o2-x6">
               <w:r>
                 <w:rPr>
                   <w:rFonts w:ascii="Arial" w:cs="Arial" w:eastAsia="Arial" w:hAnsi="Arial"/>
@@ -7600,7 +7600,7 @@
             <w:pPr>
               <w:spacing w:after="20" w:before="0"/>
             </w:pPr>
-            <w:hyperlink w:history="1" r:id="rIddqnfybv3wk1ay6m2ahmzt">
+            <w:hyperlink w:history="1" r:id="rId1e-duq9fnwlp-axtjpvst">
               <w:r>
                 <w:rPr>
                   <w:rFonts w:ascii="Arial" w:cs="Arial" w:eastAsia="Arial" w:hAnsi="Arial"/>
@@ -7633,7 +7633,7 @@
               <w:spacing w:after="10" w:before="0"/>
               <w:ind w:left="120"/>
             </w:pPr>
-            <w:hyperlink w:history="1" r:id="rIdy8r6zzsddzai-mjcra8c_">
+            <w:hyperlink w:history="1" r:id="rIdhojk_mfxelmbrcdosisrg">
               <w:r>
                 <w:rPr>
                   <w:rFonts w:ascii="Arial" w:cs="Arial" w:eastAsia="Arial" w:hAnsi="Arial"/>
@@ -7678,7 +7678,7 @@
               </w:rPr>
               <w:t xml:space="preserve">Part A, water test (group work, about 20 minutes): for each solid A, C, D, E, F, G and H, learners add 1 level spatula (about 2 g) to 50 mL of water (B, distilled) at about 25 C in a beaker, stir gently and record what they see. Expected observations: A salt dissolves completely to a clear colourless solution; C sand sinks, stays visible, water stays clear; D sulphur floats on top, is not wetted and stays yellow; E iron filings sink and are pulled out by a magnet, not dissolved; F antacid tablet (used whole) crumbles into a cloudy white suspension and fizzes when dropped into dilute vinegar or lemon juice; G paracetamol tablet stays mostly intact, crumbles slowly, little dissolves, and does not fizz in vinegar; H sugar dissolves completely to a clear solution. Part B, mixture M separation: learners use a magnet to remove </w:t>
             </w:r>
-            <w:del w:id="9046" w:author="Claude (AI) - proposed" w:date="2026-10-15T03:00:47Z">
+            <w:del w:id="9046" w:author="Claude (AI) - proposed" w:date="2026-10-18T00:26:28Z">
               <w:r>
                 <w:rPr>
                   <w:rFonts w:ascii="Arial" w:cs="Arial" w:eastAsia="Arial" w:hAnsi="Arial"/>
@@ -7693,7 +7693,7 @@
                 <w:delText xml:space="preserve">iron</w:delText>
               </w:r>
             </w:del>
-            <w:ins w:id="9047" w:author="Claude (AI) - proposed" w:date="2026-10-15T03:00:47Z">
+            <w:ins w:id="9047" w:author="Claude (AI) - proposed" w:date="2026-10-18T00:26:28Z">
               <w:r>
                 <w:rPr>
                   <w:rFonts w:ascii="Arial" w:cs="Arial" w:eastAsia="Arial" w:hAnsi="Arial"/>
@@ -7721,7 +7721,7 @@
               </w:rPr>
               <w:t xml:space="preserve"> (recovered 2.9 g), </w:t>
             </w:r>
-            <w:del w:id="9048" w:author="Claude (AI) - proposed" w:date="2026-10-15T03:00:47Z">
+            <w:del w:id="9048" w:author="Claude (AI) - proposed" w:date="2026-10-18T00:26:28Z">
               <w:r>
                 <w:rPr>
                   <w:rFonts w:ascii="Arial" w:cs="Arial" w:eastAsia="Arial" w:hAnsi="Arial"/>
@@ -7736,7 +7736,7 @@
                 <w:delText xml:space="preserve">filter the rest</w:delText>
               </w:r>
             </w:del>
-            <w:ins w:id="9049" w:author="Claude (AI) - proposed" w:date="2026-10-15T03:00:47Z">
+            <w:ins w:id="9049" w:author="Claude (AI) - proposed" w:date="2026-10-18T00:26:28Z">
               <w:r>
                 <w:rPr>
                   <w:rFonts w:ascii="Arial" w:cs="Arial" w:eastAsia="Arial" w:hAnsi="Arial"/>
@@ -7764,7 +7764,7 @@
               </w:rPr>
               <w:t xml:space="preserve"> to remove sand (2.8 g after drying), then evaporate the filtrate to recover salt (2.7 g)</w:t>
             </w:r>
-            <w:ins w:id="9050" w:author="Claude (AI) - proposed" w:date="2026-10-15T03:00:47Z">
+            <w:ins w:id="9050" w:author="Claude (AI) - proposed" w:date="2026-10-18T00:26:28Z">
               <w:r>
                 <w:rPr>
                   <w:rFonts w:ascii="Arial" w:cs="Arial" w:eastAsia="Arial" w:hAnsi="Arial"/>
@@ -7792,7 +7792,7 @@
               </w:rPr>
               <w:t xml:space="preserve">. They record the masses in a table, add them to get 2.9 + 2.8 + 2.7 = 8.4 g and calculate the loss: 9 - 8.4 = 0.6 g. They also try to filter a salt solution and find the salt passes through. Part C, heat test (teacher demonstration, learners observe from a safe distance with goggles on): a small amount of each solid in a dry test tube over a Bunsen flame. A salt crackles, no melting, no colour change; C sand no change; D sulphur melts to a runny yellow-brown liquid at about 115 C then burns with a blue flame and a sharp choking smell (sulphur dioxide); E iron filings </w:t>
             </w:r>
-            <w:del w:id="9051" w:author="Claude (AI) - proposed" w:date="2026-10-15T03:00:47Z">
+            <w:del w:id="9051" w:author="Claude (AI) - proposed" w:date="2026-10-18T00:26:28Z">
               <w:r>
                 <w:rPr>
                   <w:rFonts w:ascii="Arial" w:cs="Arial" w:eastAsia="Arial" w:hAnsi="Arial"/>
@@ -7807,7 +7807,7 @@
                 <w:delText xml:space="preserve">glow orange-red and turn dull blackish</w:delText>
               </w:r>
             </w:del>
-            <w:ins w:id="9052" w:author="Claude (AI) - proposed" w:date="2026-10-15T03:00:47Z">
+            <w:ins w:id="9052" w:author="Claude (AI) - proposed" w:date="2026-10-18T00:26:28Z">
               <w:r>
                 <w:rPr>
                   <w:rFonts w:ascii="Arial" w:cs="Arial" w:eastAsia="Arial" w:hAnsi="Arial"/>
@@ -7934,7 +7934,7 @@
               </w:rPr>
               <w:t xml:space="preserve">Observable indicators: (1) every group's table has entries for all 8 substances, including D burning with a blue flame and E </w:t>
             </w:r>
-            <w:del w:id="9053" w:author="Claude (AI) - proposed" w:date="2026-10-15T03:00:47Z">
+            <w:del w:id="9053" w:author="Claude (AI) - proposed" w:date="2026-10-18T00:26:28Z">
               <w:r>
                 <w:rPr>
                   <w:rFonts w:ascii="Arial" w:cs="Arial" w:eastAsia="Arial" w:hAnsi="Arial"/>
@@ -7949,7 +7949,7 @@
                 <w:delText xml:space="preserve">glowing orange-red then dull blackish</w:delText>
               </w:r>
             </w:del>
-            <w:ins w:id="9054" w:author="Claude (AI) - proposed" w:date="2026-10-15T03:00:47Z">
+            <w:ins w:id="9054" w:author="Claude (AI) - proposed" w:date="2026-10-18T00:26:28Z">
               <w:r>
                 <w:rPr>
                   <w:rFonts w:ascii="Arial" w:cs="Arial" w:eastAsia="Arial" w:hAnsi="Arial"/>
@@ -8033,7 +8033,7 @@
             <w:pPr>
               <w:spacing w:after="20" w:before="0"/>
             </w:pPr>
-            <w:hyperlink w:history="1" r:id="rIdl1a8-6sdn3na3j1tx7z7q">
+            <w:hyperlink w:history="1" r:id="rId2jgiiucasbswh2vhose1h">
               <w:r>
                 <w:rPr>
                   <w:rFonts w:ascii="Arial" w:cs="Arial" w:eastAsia="Arial" w:hAnsi="Arial"/>
@@ -8066,7 +8066,7 @@
               <w:spacing w:after="10" w:before="0"/>
               <w:ind w:left="120"/>
             </w:pPr>
-            <w:hyperlink w:history="1" r:id="rIde4juouleformkxedhmkoq">
+            <w:hyperlink w:history="1" r:id="rIdlzblrqm1em-ojqrezvtnx">
               <w:r>
                 <w:rPr>
                   <w:rFonts w:ascii="Arial" w:cs="Arial" w:eastAsia="Arial" w:hAnsi="Arial"/>
@@ -8111,7 +8111,7 @@
             <w:pPr>
               <w:spacing w:after="20" w:before="0"/>
             </w:pPr>
-            <w:hyperlink w:history="1" r:id="rIdryd7gqw1ddouyviqhoedj">
+            <w:hyperlink w:history="1" r:id="rIdcitmz_wkprqzh1coqws9i">
               <w:r>
                 <w:rPr>
                   <w:rFonts w:ascii="Arial" w:cs="Arial" w:eastAsia="Arial" w:hAnsi="Arial"/>
@@ -8144,7 +8144,7 @@
               <w:spacing w:after="10" w:before="0"/>
               <w:ind w:left="120"/>
             </w:pPr>
-            <w:hyperlink w:history="1" r:id="rIdoruwzsn3ayfcovvpdkowt">
+            <w:hyperlink w:history="1" r:id="rIdwqoarcha5-f8t8roccthu">
               <w:r>
                 <w:rPr>
                   <w:rFonts w:ascii="Arial" w:cs="Arial" w:eastAsia="Arial" w:hAnsi="Arial"/>
@@ -8344,7 +8344,7 @@
             <w:pPr>
               <w:spacing w:after="20" w:before="0"/>
             </w:pPr>
-            <w:hyperlink w:history="1" r:id="rId8nxxgshryqwuid5ncquvs">
+            <w:hyperlink w:history="1" r:id="rIdjjyi3zgs8meuyrhegy2jn">
               <w:r>
                 <w:rPr>
                   <w:rFonts w:ascii="Arial" w:cs="Arial" w:eastAsia="Arial" w:hAnsi="Arial"/>
@@ -8377,7 +8377,7 @@
               <w:spacing w:after="10" w:before="0"/>
               <w:ind w:left="120"/>
             </w:pPr>
-            <w:hyperlink w:history="1" r:id="rIdfmkd9v5m2_uwyot8leb_z">
+            <w:hyperlink w:history="1" r:id="rIdlfcefkfb5ynmmg85ctd9x">
               <w:r>
                 <w:rPr>
                   <w:rFonts w:ascii="Arial" w:cs="Arial" w:eastAsia="Arial" w:hAnsi="Arial"/>
@@ -8422,7 +8422,7 @@
             <w:pPr>
               <w:spacing w:after="20" w:before="0"/>
             </w:pPr>
-            <w:hyperlink w:history="1" r:id="rIdjhhak7ebhbmmc9i590bxn">
+            <w:hyperlink w:history="1" r:id="rIdfwwdegw6hgp1itmnkc3vw">
               <w:r>
                 <w:rPr>
                   <w:rFonts w:ascii="Arial" w:cs="Arial" w:eastAsia="Arial" w:hAnsi="Arial"/>
@@ -8455,7 +8455,7 @@
               <w:spacing w:after="10" w:before="0"/>
               <w:ind w:left="120"/>
             </w:pPr>
-            <w:hyperlink w:history="1" r:id="rIdwkjp55m66n8fw2o8uih_c">
+            <w:hyperlink w:history="1" r:id="rIdn4t63znkajvr7lkh_nvpf">
               <w:r>
                 <w:rPr>
                   <w:rFonts w:ascii="Arial" w:cs="Arial" w:eastAsia="Arial" w:hAnsi="Arial"/>
@@ -8500,7 +8500,7 @@
               </w:rPr>
               <w:t xml:space="preserve">Learners return to the class Driving Question Board started in Lesson 1, which holds the driving question: 'How do the different properties of substances around us help chemists make medicines, foods and other products, and how do we use them safely?' Each group writes 2 sticky notes: one 'We now know...' note with a finding from today's evidence (for example 'Salt and sugar dissolve and cannot be filtered out; they need evaporation') and one new 'We still wonder...' question (for example 'Why does the antacid react with acid while paracetamol does not?' or 'Why is too much paracetamol dangerous even though it does not dissolve in water much?'). They place notes next to the </w:t>
             </w:r>
-            <w:del w:id="9055" w:author="Claude (AI) - proposed" w:date="2026-10-15T03:00:47Z">
+            <w:del w:id="9055" w:author="Claude (AI) - proposed" w:date="2026-10-18T00:26:28Z">
               <w:r>
                 <w:rPr>
                   <w:rFonts w:ascii="Arial" w:cs="Arial" w:eastAsia="Arial" w:hAnsi="Arial"/>
@@ -8528,7 +8528,7 @@
               </w:rPr>
               <w:t xml:space="preserve">KICD key inquiry</w:t>
             </w:r>
-            <w:ins w:id="9056" w:author="Claude (AI) - proposed" w:date="2026-10-15T03:00:47Z">
+            <w:ins w:id="9056" w:author="Claude (AI) - proposed" w:date="2026-10-18T00:26:28Z">
               <w:r>
                 <w:rPr>
                   <w:rFonts w:ascii="Arial" w:cs="Arial" w:eastAsia="Arial" w:hAnsi="Arial"/>
@@ -8711,7 +8711,7 @@
             <w:pPr>
               <w:spacing w:after="20" w:before="0"/>
             </w:pPr>
-            <w:hyperlink w:history="1" r:id="rId9utuyd0cxhg_vsfjg7oqt">
+            <w:hyperlink w:history="1" r:id="rIdixcrogzhfqyeu2bvnyh9c">
               <w:r>
                 <w:rPr>
                   <w:rFonts w:ascii="Arial" w:cs="Arial" w:eastAsia="Arial" w:hAnsi="Arial"/>
@@ -8744,7 +8744,7 @@
               <w:spacing w:after="10" w:before="0"/>
               <w:ind w:left="120"/>
             </w:pPr>
-            <w:hyperlink w:history="1" r:id="rIdjh25ovzcha9znxov3fafi">
+            <w:hyperlink w:history="1" r:id="rIdfptbufmxu5_epcnfnxkyp">
               <w:r>
                 <w:rPr>
                   <w:rFonts w:ascii="Arial" w:cs="Arial" w:eastAsia="Arial" w:hAnsi="Arial"/>
@@ -8789,7 +8789,7 @@
             <w:pPr>
               <w:spacing w:after="20" w:before="0"/>
             </w:pPr>
-            <w:hyperlink w:history="1" r:id="rId7parayjuf4tnihrvdxvvt">
+            <w:hyperlink w:history="1" r:id="rIdslsmzmiankbtbz3ad_gwx">
               <w:r>
                 <w:rPr>
                   <w:rFonts w:ascii="Arial" w:cs="Arial" w:eastAsia="Arial" w:hAnsi="Arial"/>
@@ -8822,7 +8822,7 @@
               <w:spacing w:after="10" w:before="0"/>
               <w:ind w:left="120"/>
             </w:pPr>
-            <w:hyperlink w:history="1" r:id="rIdfxq1cejctnq2bbvtq44ii">
+            <w:hyperlink w:history="1" r:id="rIdl3d7s65hevlotw69atyui">
               <w:r>
                 <w:rPr>
                   <w:rFonts w:ascii="Arial" w:cs="Arial" w:eastAsia="Arial" w:hAnsi="Arial"/>
@@ -9347,7 +9347,7 @@
         </w:rPr>
         <w:t xml:space="preserve">© 2026 SeaVuria and ARES. Aligned with KICD objectives. Developed by SeaVuria; technical implementation by ARES (with AI assistance from Claude). Licensed under </w:t>
       </w:r>
-      <w:hyperlink w:history="1" r:id="rId-jryshghpq9pi_jlxafhz">
+      <w:hyperlink w:history="1" r:id="rId6ynmz45l5f8ejmrt3b01m">
         <w:r>
           <w:rPr>
             <w:rFonts w:ascii="Arial" w:cs="Arial" w:eastAsia="Arial" w:hAnsi="Arial"/>
@@ -9368,7 +9368,7 @@
         </w:rPr>
         <w:t xml:space="preserve"> (</w:t>
       </w:r>
-      <w:hyperlink w:history="1" r:id="rIdikdzhbklxy1n7hwcyqj84">
+      <w:hyperlink w:history="1" r:id="rIdgpzxd-vz6yhqvkvafutpe">
         <w:r>
           <w:rPr>
             <w:rFonts w:ascii="Arial" w:cs="Arial" w:eastAsia="Arial" w:hAnsi="Arial"/>
@@ -9876,7 +9876,7 @@
               <w:spacing w:after="40" w:before="0"/>
               <w:jc w:val="left"/>
             </w:pPr>
-            <w:ins w:id="9057" w:author="Claude (AI) - proposed" w:date="2026-10-15T03:00:47Z">
+            <w:ins w:id="9057" w:author="Claude (AI) - proposed" w:date="2026-10-18T00:26:28Z">
               <w:r>
                 <w:rPr>
                   <w:rFonts w:ascii="Arial" w:cs="Arial" w:eastAsia="Arial" w:hAnsi="Arial"/>
@@ -10135,7 +10135,7 @@
               </w:rPr>
               <w:t xml:space="preserve">Mrs Achieng returns the eight Kisumu trays (A salt, B water, C sand, D sulphur, E iron filings, F antacid tablet, G paracetamol tablet, H sugar) to the eight groups. Learners predict how to group the substances by what they are made of, then examine their Lesson 2 evidence: the water test, the heat test and the mixture M separation (iron 2.9 g, sand 2.8 g, salt 2.7 g, total 8.4 g, loss 0.6 g). Using a classification card sort and evidence, learners decide which are elements (D, E), compounds (A, B, H, and calcium carbonate in F), and mixtures (M, and tablets F and G as an active ingredient with binders; sand C is treated as mainly silicon dioxide). They explain why salt dissolved in water needs evaporation, not a magnet or filtration. Finally learners draw model v1 on the class DQB, linking composition to properties to uses (medicines, foods, detergents) and safety, and add new questions for later lessons.</w:t>
             </w:r>
-            <w:ins w:id="9058" w:author="Claude (AI) - proposed" w:date="2026-10-15T03:00:47Z">
+            <w:ins w:id="9058" w:author="Claude (AI) - proposed" w:date="2026-10-18T00:26:28Z">
               <w:r>
                 <w:rPr>
                   <w:rFonts w:ascii="Arial" w:cs="Arial" w:eastAsia="Arial" w:hAnsi="Arial"/>
@@ -10438,7 +10438,7 @@
             <w:pPr>
               <w:spacing w:after="20" w:before="0"/>
             </w:pPr>
-            <w:hyperlink w:history="1" r:id="rIdrrg43yoschg29p3fnzpsn">
+            <w:hyperlink w:history="1" r:id="rId5xxku1cwn8_7konnngajo">
               <w:r>
                 <w:rPr>
                   <w:rFonts w:ascii="Arial" w:cs="Arial" w:eastAsia="Arial" w:hAnsi="Arial"/>
@@ -10471,7 +10471,7 @@
               <w:spacing w:after="10" w:before="0"/>
               <w:ind w:left="120"/>
             </w:pPr>
-            <w:hyperlink w:history="1" r:id="rIdzhwkmhmdtdf7beeppmkl-">
+            <w:hyperlink w:history="1" r:id="rId061igc3o4ojrpatusawul">
               <w:r>
                 <w:rPr>
                   <w:rFonts w:ascii="Arial" w:cs="Arial" w:eastAsia="Arial" w:hAnsi="Arial"/>
@@ -10516,7 +10516,7 @@
             <w:pPr>
               <w:spacing w:after="20" w:before="0"/>
             </w:pPr>
-            <w:hyperlink w:history="1" r:id="rIdnfkdayidgmvpgayszbun5">
+            <w:hyperlink w:history="1" r:id="rIdsvm-izixg9totbhiqcbps">
               <w:r>
                 <w:rPr>
                   <w:rFonts w:ascii="Arial" w:cs="Arial" w:eastAsia="Arial" w:hAnsi="Arial"/>
@@ -10549,7 +10549,7 @@
               <w:spacing w:after="10" w:before="0"/>
               <w:ind w:left="120"/>
             </w:pPr>
-            <w:hyperlink w:history="1" r:id="rIdttbxqwcin3qjonc8l-sa7">
+            <w:hyperlink w:history="1" r:id="rId7iw6zznlehcjijbmhxq9n">
               <w:r>
                 <w:rPr>
                   <w:rFonts w:ascii="Arial" w:cs="Arial" w:eastAsia="Arial" w:hAnsi="Arial"/>
@@ -10749,7 +10749,7 @@
             <w:pPr>
               <w:spacing w:after="20" w:before="0"/>
             </w:pPr>
-            <w:hyperlink w:history="1" r:id="rIdh_twum0ck09zivdnrcyy8">
+            <w:hyperlink w:history="1" r:id="rId5q5ddrckwsc3drl7oprwt">
               <w:r>
                 <w:rPr>
                   <w:rFonts w:ascii="Arial" w:cs="Arial" w:eastAsia="Arial" w:hAnsi="Arial"/>
@@ -10782,7 +10782,7 @@
               <w:spacing w:after="10" w:before="0"/>
               <w:ind w:left="120"/>
             </w:pPr>
-            <w:hyperlink w:history="1" r:id="rIdwepcnscohoipxgqrzjbt_">
+            <w:hyperlink w:history="1" r:id="rIdlc26ega9glbm_4jepjmki">
               <w:r>
                 <w:rPr>
                   <w:rFonts w:ascii="Arial" w:cs="Arial" w:eastAsia="Arial" w:hAnsi="Arial"/>
@@ -10827,7 +10827,7 @@
             <w:pPr>
               <w:spacing w:after="20" w:before="0"/>
             </w:pPr>
-            <w:hyperlink w:history="1" r:id="rIdj6mimlfdbhvjjml4ofqr3">
+            <w:hyperlink w:history="1" r:id="rIduiuero_21lquyjgvwq_40">
               <w:r>
                 <w:rPr>
                   <w:rFonts w:ascii="Arial" w:cs="Arial" w:eastAsia="Arial" w:hAnsi="Arial"/>
@@ -10860,7 +10860,7 @@
               <w:spacing w:after="10" w:before="0"/>
               <w:ind w:left="120"/>
             </w:pPr>
-            <w:hyperlink w:history="1" r:id="rIdmbkttlaf0q7yh_jdehtez">
+            <w:hyperlink w:history="1" r:id="rIdvaq4smbyt8wkiu-foaqfj">
               <w:r>
                 <w:rPr>
                   <w:rFonts w:ascii="Arial" w:cs="Arial" w:eastAsia="Arial" w:hAnsi="Arial"/>
@@ -10905,7 +10905,7 @@
               </w:rPr>
               <w:t xml:space="preserve">Learners review their own Lesson 2 evidence and run a short, safe hands-on check. Task 1: using the recorded WATER TEST and HEAT TEST results for A-H, groups complete a data table: dissolves or not, magnet response, burns or melts. Task 2: using mixture M (3 g iron filings + 3 g sand + 3 g salt, total 9 g), groups re-trace the separation steps: magnetic separation removes iron (recovered 2.9 g), filtration removes sand (2.8 g after drying), evaporation of the filtrate recovers salt (2.7 g). Learners calculate 2.9 + 2.8 + 2.7 = 8.4 g and the loss 9 - 8.4 = 0.6 g and note it is from spillage and sticking to equipment. Task 3: learners note that salt dissolved in water passes through the filter paper and cannot be removed by a magnet, so it needs evaporation. They observe that each part of M kept its own properties (iron stayed magnetic, sand stayed gritty and undissolved, salt still </w:t>
             </w:r>
-            <w:del w:id="9059" w:author="Claude (AI) - proposed" w:date="2026-10-15T03:00:47Z">
+            <w:del w:id="9059" w:author="Claude (AI) - proposed" w:date="2026-10-18T00:26:28Z">
               <w:r>
                 <w:rPr>
                   <w:rFonts w:ascii="Arial" w:cs="Arial" w:eastAsia="Arial" w:hAnsi="Arial"/>
@@ -10920,7 +10920,7 @@
                 <w:delText xml:space="preserve">tasted... NOT tested, but dissolves</w:delText>
               </w:r>
             </w:del>
-            <w:ins w:id="9060" w:author="Claude (AI) - proposed" w:date="2026-10-15T03:00:47Z">
+            <w:ins w:id="9060" w:author="Claude (AI) - proposed" w:date="2026-10-18T00:26:28Z">
               <w:r>
                 <w:rPr>
                   <w:rFonts w:ascii="Arial" w:cs="Arial" w:eastAsia="Arial" w:hAnsi="Arial"/>
@@ -11103,7 +11103,7 @@
             <w:pPr>
               <w:spacing w:after="20" w:before="0"/>
             </w:pPr>
-            <w:hyperlink w:history="1" r:id="rIdpbbvks_7bi_6tlmfqt37p">
+            <w:hyperlink w:history="1" r:id="rId1wyoqopxgdqh7hfjfdihv">
               <w:r>
                 <w:rPr>
                   <w:rFonts w:ascii="Arial" w:cs="Arial" w:eastAsia="Arial" w:hAnsi="Arial"/>
@@ -11136,7 +11136,7 @@
               <w:spacing w:after="10" w:before="0"/>
               <w:ind w:left="120"/>
             </w:pPr>
-            <w:hyperlink w:history="1" r:id="rIdl09ii-alsppjthywc-u4q">
+            <w:hyperlink w:history="1" r:id="rId1qtx7hgwhbky3fbvndn3g">
               <w:r>
                 <w:rPr>
                   <w:rFonts w:ascii="Arial" w:cs="Arial" w:eastAsia="Arial" w:hAnsi="Arial"/>
@@ -11181,7 +11181,7 @@
             <w:pPr>
               <w:spacing w:after="20" w:before="0"/>
             </w:pPr>
-            <w:hyperlink w:history="1" r:id="rIdaxpjvxr8uggqci7i-5uie">
+            <w:hyperlink w:history="1" r:id="rIdm5usrydumqpg-lst1apuw">
               <w:r>
                 <w:rPr>
                   <w:rFonts w:ascii="Arial" w:cs="Arial" w:eastAsia="Arial" w:hAnsi="Arial"/>
@@ -11230,7 +11230,7 @@
               <w:spacing w:after="10" w:before="0"/>
               <w:ind w:left="120"/>
             </w:pPr>
-            <w:hyperlink w:history="1" r:id="rIdbct-gtpcnz7rgixov2obt">
+            <w:hyperlink w:history="1" r:id="rIdtyw5idz2px-2ko1_gwl_e">
               <w:r>
                 <w:rPr>
                   <w:rFonts w:ascii="Arial" w:cs="Arial" w:eastAsia="Arial" w:hAnsi="Arial"/>
@@ -11275,7 +11275,7 @@
               </w:rPr>
               <w:t xml:space="preserve">Groups use a classification card sort. Cards show A salt, B water, C sand, D sulphur, E iron filings, F antacid tablet, G paracetamol tablet, H sugar and mixture M. Groups place each under Element, Compound or Mixture using the class definitions: element (iron E, sulphur D), compound (salt A, water B, sugar H, and calcium carbonate in F), mixture (M; tablets F and G are mixtures of an active ingredient with binders). Sand C is </w:t>
             </w:r>
-            <w:del w:id="9061" w:author="Claude (AI) - proposed" w:date="2026-10-15T03:00:47Z">
+            <w:del w:id="9061" w:author="Claude (AI) - proposed" w:date="2026-10-18T00:26:28Z">
               <w:r>
                 <w:rPr>
                   <w:rFonts w:ascii="Arial" w:cs="Arial" w:eastAsia="Arial" w:hAnsi="Arial"/>
@@ -11303,7 +11303,7 @@
               </w:rPr>
               <w:t xml:space="preserve">mainly silicon dioxide</w:t>
             </w:r>
-            <w:ins w:id="9062" w:author="Claude (AI) - proposed" w:date="2026-10-15T03:00:47Z">
+            <w:ins w:id="9062" w:author="Claude (AI) - proposed" w:date="2026-10-18T00:26:28Z">
               <w:r>
                 <w:rPr>
                   <w:rFonts w:ascii="Arial" w:cs="Arial" w:eastAsia="Arial" w:hAnsi="Arial"/>
@@ -11364,7 +11364,7 @@
               </w:rPr>
               <w:t xml:space="preserve">Say: 'Chemists classify substances so they can predict how they behave. An element is one kind of substance that cannot be split into simpler ones by ordinary methods, like iron and sulphur. A compound has different elements joined together, like salt, water and sugar. A mixture has substances just mixed, each keeping its own properties</w:t>
             </w:r>
-            <w:ins w:id="9063" w:author="Claude (AI) - proposed" w:date="2026-10-15T03:00:47Z">
+            <w:ins w:id="9063" w:author="Claude (AI) - proposed" w:date="2026-10-18T00:26:28Z">
               <w:r>
                 <w:rPr>
                   <w:rFonts w:ascii="Arial" w:cs="Arial" w:eastAsia="Arial" w:hAnsi="Arial"/>
@@ -11458,7 +11458,7 @@
               </w:rPr>
               <w:t xml:space="preserve">Observable indicators: (1) card sort correct: D and E elements; A, B, H compounds; M, F and G mixtures; C </w:t>
             </w:r>
-            <w:del w:id="9064" w:author="Claude (AI) - proposed" w:date="2026-10-15T03:00:47Z">
+            <w:del w:id="9064" w:author="Claude (AI) - proposed" w:date="2026-10-18T00:26:28Z">
               <w:r>
                 <w:rPr>
                   <w:rFonts w:ascii="Arial" w:cs="Arial" w:eastAsia="Arial" w:hAnsi="Arial"/>
@@ -11473,7 +11473,7 @@
                 <w:delText xml:space="preserve">treated as </w:delText>
               </w:r>
             </w:del>
-            <w:ins w:id="9065" w:author="Claude (AI) - proposed" w:date="2026-10-15T03:00:47Z">
+            <w:ins w:id="9065" w:author="Claude (AI) - proposed" w:date="2026-10-18T00:26:28Z">
               <w:r>
                 <w:rPr>
                   <w:rFonts w:ascii="Arial" w:cs="Arial" w:eastAsia="Arial" w:hAnsi="Arial"/>
@@ -11501,7 +11501,7 @@
               </w:rPr>
               <w:t xml:space="preserve">mainly silicon dioxide</w:t>
             </w:r>
-            <w:ins w:id="9066" w:author="Claude (AI) - proposed" w:date="2026-10-15T03:00:47Z">
+            <w:ins w:id="9066" w:author="Claude (AI) - proposed" w:date="2026-10-18T00:26:28Z">
               <w:r>
                 <w:rPr>
                   <w:rFonts w:ascii="Arial" w:cs="Arial" w:eastAsia="Arial" w:hAnsi="Arial"/>
@@ -11585,7 +11585,7 @@
             <w:pPr>
               <w:spacing w:after="20" w:before="0"/>
             </w:pPr>
-            <w:hyperlink w:history="1" r:id="rId2ela-bynkgn6ff9ay9wpt">
+            <w:hyperlink w:history="1" r:id="rIdbjjngpjhmd2dt-kxrsjo2">
               <w:r>
                 <w:rPr>
                   <w:rFonts w:ascii="Arial" w:cs="Arial" w:eastAsia="Arial" w:hAnsi="Arial"/>
@@ -11618,7 +11618,7 @@
               <w:spacing w:after="10" w:before="0"/>
               <w:ind w:left="120"/>
             </w:pPr>
-            <w:hyperlink w:history="1" r:id="rId7tblfrhwabdcabiixquqa">
+            <w:hyperlink w:history="1" r:id="rIduge0mf6zqhi9ek4tklsd8">
               <w:r>
                 <w:rPr>
                   <w:rFonts w:ascii="Arial" w:cs="Arial" w:eastAsia="Arial" w:hAnsi="Arial"/>
@@ -11663,7 +11663,7 @@
             <w:pPr>
               <w:spacing w:after="20" w:before="0"/>
             </w:pPr>
-            <w:hyperlink w:history="1" r:id="rIdl8b0fekgjstphmvksq3di">
+            <w:hyperlink w:history="1" r:id="rIdwmlq5omnn6yzf6qoaqwc0">
               <w:r>
                 <w:rPr>
                   <w:rFonts w:ascii="Arial" w:cs="Arial" w:eastAsia="Arial" w:hAnsi="Arial"/>
@@ -11712,7 +11712,7 @@
               <w:spacing w:after="10" w:before="0"/>
               <w:ind w:left="120"/>
             </w:pPr>
-            <w:hyperlink w:history="1" r:id="rId-_el_cs9x8p50sh0dcqr4">
+            <w:hyperlink w:history="1" r:id="rIdixi3-h8o1ihogjjc4kf_j">
               <w:r>
                 <w:rPr>
                   <w:rFonts w:ascii="Arial" w:cs="Arial" w:eastAsia="Arial" w:hAnsi="Arial"/>
@@ -11912,7 +11912,7 @@
             <w:pPr>
               <w:spacing w:after="20" w:before="0"/>
             </w:pPr>
-            <w:hyperlink w:history="1" r:id="rIde0egilwwpxjsorp2rtfdp">
+            <w:hyperlink w:history="1" r:id="rIdlswvnsx3nupn5ntvki0dc">
               <w:r>
                 <w:rPr>
                   <w:rFonts w:ascii="Arial" w:cs="Arial" w:eastAsia="Arial" w:hAnsi="Arial"/>
@@ -11945,7 +11945,7 @@
               <w:spacing w:after="10" w:before="0"/>
               <w:ind w:left="120"/>
             </w:pPr>
-            <w:hyperlink w:history="1" r:id="rIdg0esnlm_rpxmk5ahyzh9i">
+            <w:hyperlink w:history="1" r:id="rIdt8ls9a_ps5wzhmwdrqe-t">
               <w:r>
                 <w:rPr>
                   <w:rFonts w:ascii="Arial" w:cs="Arial" w:eastAsia="Arial" w:hAnsi="Arial"/>
@@ -11990,7 +11990,7 @@
             <w:pPr>
               <w:spacing w:after="20" w:before="0"/>
             </w:pPr>
-            <w:hyperlink w:history="1" r:id="rIdiar_fyb5yslvlfpa3t6kl">
+            <w:hyperlink w:history="1" r:id="rIdiyc21yypwbec7jdiw6uxa">
               <w:r>
                 <w:rPr>
                   <w:rFonts w:ascii="Arial" w:cs="Arial" w:eastAsia="Arial" w:hAnsi="Arial"/>
@@ -12023,7 +12023,7 @@
               <w:spacing w:after="10" w:before="0"/>
               <w:ind w:left="120"/>
             </w:pPr>
-            <w:hyperlink w:history="1" r:id="rIduci16b3yjdn2vc7idhw-n">
+            <w:hyperlink w:history="1" r:id="rIddntzlgpz-nyvsx-763oqk">
               <w:r>
                 <w:rPr>
                   <w:rFonts w:ascii="Arial" w:cs="Arial" w:eastAsia="Arial" w:hAnsi="Arial"/>
@@ -12068,7 +12068,7 @@
               </w:rPr>
               <w:t xml:space="preserve">Each group draws model v1 on a chart paper for the class DQB model. The model shows: Matter (anything with mass that occupies space) at the top; three boxes: element (D sulphur, E iron), compound (A salt, B water, H sugar</w:t>
             </w:r>
-            <w:ins w:id="9067" w:author="Claude (AI) - proposed" w:date="2026-10-15T03:00:47Z">
+            <w:ins w:id="9067" w:author="Claude (AI) - proposed" w:date="2026-10-18T00:26:28Z">
               <w:r>
                 <w:rPr>
                   <w:rFonts w:ascii="Arial" w:cs="Arial" w:eastAsia="Arial" w:hAnsi="Arial"/>
@@ -12576,7 +12576,7 @@
         </w:rPr>
         <w:t xml:space="preserve">© 2026 SeaVuria and ARES. Aligned with KICD objectives. Developed by SeaVuria; technical implementation by ARES (with AI assistance from Claude). Licensed under </w:t>
       </w:r>
-      <w:hyperlink w:history="1" r:id="rIdnjjjy1tvajh5rw7zpww9u">
+      <w:hyperlink w:history="1" r:id="rId7ralc7u6cy-e22uxnq-fh">
         <w:r>
           <w:rPr>
             <w:rFonts w:ascii="Arial" w:cs="Arial" w:eastAsia="Arial" w:hAnsi="Arial"/>
@@ -12597,7 +12597,7 @@
         </w:rPr>
         <w:t xml:space="preserve"> (</w:t>
       </w:r>
-      <w:hyperlink w:history="1" r:id="rIdyzqmgx8ya6nb4wngm_h7y">
+      <w:hyperlink w:history="1" r:id="rIdtxv5akx43-kbwczegqvce">
         <w:r>
           <w:rPr>
             <w:rFonts w:ascii="Arial" w:cs="Arial" w:eastAsia="Arial" w:hAnsi="Arial"/>
@@ -13118,7 +13118,7 @@
               </w:rPr>
               <w:t xml:space="preserve">KICD </w:t>
             </w:r>
-            <w:del w:id="9068" w:author="Claude (AI) - proposed" w:date="2026-10-15T03:00:47Z">
+            <w:del w:id="9068" w:author="Claude (AI) - proposed" w:date="2026-10-18T00:26:28Z">
               <w:r>
                 <w:rPr>
                   <w:rFonts w:ascii="Arial" w:cs="Arial" w:eastAsia="Arial" w:hAnsi="Arial"/>
@@ -13133,7 +13133,7 @@
                 <w:delText xml:space="preserve">key inquiry questions</w:delText>
               </w:r>
             </w:del>
-            <w:ins w:id="9069" w:author="Claude (AI) - proposed" w:date="2026-10-15T03:00:47Z">
+            <w:ins w:id="9069" w:author="Claude (AI) - proposed" w:date="2026-10-18T00:26:28Z">
               <w:r>
                 <w:rPr>
                   <w:rFonts w:ascii="Arial" w:cs="Arial" w:eastAsia="Arial" w:hAnsi="Arial"/>
@@ -13392,7 +13392,7 @@
               </w:rPr>
               <w:t xml:space="preserve">Mrs Achieng returns the groups to their Kisumu trays (A table salt, B water, C sand, D sulphur, E iron filings, F antacid tablet, G paracetamol tablet, H sugar). Learners first predict what Chemistry means and what chemists study, then gather evidence by sorting their own tray observations into the categories composition, properties, changes and uses. In the Explain phase they build a class definition, test it against specific evidence (salt and sugar dissolving, sand and iron not dissolving, sulphur burning, paracetamol melting at about 169 C, the antacid fizzing in vinegar) and apply it to the medicine puzzle raised by Wanjiru. They then add new questions to the Driving Question Board and revise the definition section of model v1 so it names Chemistry as the science that studies matter.</w:t>
             </w:r>
-            <w:ins w:id="9070" w:author="Claude (AI) - proposed" w:date="2026-10-15T03:00:47Z">
+            <w:ins w:id="9070" w:author="Claude (AI) - proposed" w:date="2026-10-18T00:26:28Z">
               <w:r>
                 <w:rPr>
                   <w:rFonts w:ascii="Arial" w:cs="Arial" w:eastAsia="Arial" w:hAnsi="Arial"/>
@@ -13695,7 +13695,7 @@
             <w:pPr>
               <w:spacing w:after="20" w:before="0"/>
             </w:pPr>
-            <w:hyperlink w:history="1" r:id="rIdjft6cy2dzdoxk4q1ezc7r">
+            <w:hyperlink w:history="1" r:id="rIdl0w69ubevwlhqeufkvvte">
               <w:r>
                 <w:rPr>
                   <w:rFonts w:ascii="Arial" w:cs="Arial" w:eastAsia="Arial" w:hAnsi="Arial"/>
@@ -13728,7 +13728,7 @@
               <w:spacing w:after="10" w:before="0"/>
               <w:ind w:left="120"/>
             </w:pPr>
-            <w:hyperlink w:history="1" r:id="rIdnerigvdudea9qbiaoqddj">
+            <w:hyperlink w:history="1" r:id="rIdqg6evzvisogzrdxu4g07e">
               <w:r>
                 <w:rPr>
                   <w:rFonts w:ascii="Arial" w:cs="Arial" w:eastAsia="Arial" w:hAnsi="Arial"/>
@@ -13773,7 +13773,7 @@
             <w:pPr>
               <w:spacing w:after="20" w:before="0"/>
             </w:pPr>
-            <w:hyperlink w:history="1" r:id="rId4bo-wymz0gfxxv6cfwu8_">
+            <w:hyperlink w:history="1" r:id="rIdfaes2lrl0qar3c9i3kqyp">
               <w:r>
                 <w:rPr>
                   <w:rFonts w:ascii="Arial" w:cs="Arial" w:eastAsia="Arial" w:hAnsi="Arial"/>
@@ -13806,7 +13806,7 @@
               <w:spacing w:after="10" w:before="0"/>
               <w:ind w:left="120"/>
             </w:pPr>
-            <w:hyperlink w:history="1" r:id="rIdhk3mnftzgkextpga4jfuq">
+            <w:hyperlink w:history="1" r:id="rId-rgvzipe0fcejtfikaz1i">
               <w:r>
                 <w:rPr>
                   <w:rFonts w:ascii="Arial" w:cs="Arial" w:eastAsia="Arial" w:hAnsi="Arial"/>
@@ -14006,7 +14006,7 @@
             <w:pPr>
               <w:spacing w:after="20" w:before="0"/>
             </w:pPr>
-            <w:hyperlink w:history="1" r:id="rId7wmladqutmj70f7p9sxu4">
+            <w:hyperlink w:history="1" r:id="rIdv7qoxh6ohjjge8ml8vf-w">
               <w:r>
                 <w:rPr>
                   <w:rFonts w:ascii="Arial" w:cs="Arial" w:eastAsia="Arial" w:hAnsi="Arial"/>
@@ -14039,7 +14039,7 @@
               <w:spacing w:after="10" w:before="0"/>
               <w:ind w:left="120"/>
             </w:pPr>
-            <w:hyperlink w:history="1" r:id="rIdmwo_aqzuc34fggp_isw5z">
+            <w:hyperlink w:history="1" r:id="rIdwdpvyjl8dx8kjghjkcjnq">
               <w:r>
                 <w:rPr>
                   <w:rFonts w:ascii="Arial" w:cs="Arial" w:eastAsia="Arial" w:hAnsi="Arial"/>
@@ -14084,7 +14084,7 @@
             <w:pPr>
               <w:spacing w:after="20" w:before="0"/>
             </w:pPr>
-            <w:hyperlink w:history="1" r:id="rIdlcnxc4inau96h_uy0febb">
+            <w:hyperlink w:history="1" r:id="rIdauhbujsawlzbhnkn-pywn">
               <w:r>
                 <w:rPr>
                   <w:rFonts w:ascii="Arial" w:cs="Arial" w:eastAsia="Arial" w:hAnsi="Arial"/>
@@ -14117,7 +14117,7 @@
               <w:spacing w:after="10" w:before="0"/>
               <w:ind w:left="120"/>
             </w:pPr>
-            <w:hyperlink w:history="1" r:id="rIdv8lpffzlwyycyhoj9y9fj">
+            <w:hyperlink w:history="1" r:id="rIddhjiyf2noylrscxvuclwc">
               <w:r>
                 <w:rPr>
                   <w:rFonts w:ascii="Arial" w:cs="Arial" w:eastAsia="Arial" w:hAnsi="Arial"/>
@@ -14162,7 +14162,7 @@
               </w:rPr>
               <w:t xml:space="preserve">Learners review their own recorded observations from Lessons 1-3 (water test, heat test, mixture separation, classification) and the tray in front of them. Each group receives a four-column evidence chart headed Composition (what it is made of), Properties, Changes, Uses. Using their data, they fill in at least one row per substance for six chosen substances (A to H, minimum six). Examples: A salt dissolves completely in water and crackles but does not melt when heated; C sand sinks, stays visible and does not change when heated; D sulphur floats, melts at about 115 C then burns with a blue flame and sharp choking smell (sulphur dioxide); E iron filings are pulled out by a magnet and </w:t>
             </w:r>
-            <w:del w:id="9071" w:author="Claude (AI) - proposed" w:date="2026-10-15T03:00:47Z">
+            <w:del w:id="9071" w:author="Claude (AI) - proposed" w:date="2026-10-18T00:26:28Z">
               <w:r>
                 <w:rPr>
                   <w:rFonts w:ascii="Arial" w:cs="Arial" w:eastAsia="Arial" w:hAnsi="Arial"/>
@@ -14177,7 +14177,7 @@
                 <w:delText xml:space="preserve">glow orange-red then turn dull blackish</w:delText>
               </w:r>
             </w:del>
-            <w:ins w:id="9072" w:author="Claude (AI) - proposed" w:date="2026-10-15T03:00:47Z">
+            <w:ins w:id="9072" w:author="Claude (AI) - proposed" w:date="2026-10-18T00:26:28Z">
               <w:r>
                 <w:rPr>
                   <w:rFonts w:ascii="Arial" w:cs="Arial" w:eastAsia="Arial" w:hAnsi="Arial"/>
@@ -14360,7 +14360,7 @@
             <w:pPr>
               <w:spacing w:after="20" w:before="0"/>
             </w:pPr>
-            <w:hyperlink w:history="1" r:id="rIdj5ydwwahgif2fzsbhjafz">
+            <w:hyperlink w:history="1" r:id="rIdsl04awvoqwxv5qkm5sq9k">
               <w:r>
                 <w:rPr>
                   <w:rFonts w:ascii="Arial" w:cs="Arial" w:eastAsia="Arial" w:hAnsi="Arial"/>
@@ -14393,7 +14393,7 @@
               <w:spacing w:after="10" w:before="0"/>
               <w:ind w:left="120"/>
             </w:pPr>
-            <w:hyperlink w:history="1" r:id="rId7oexj8x1ovlj9nvk7jxro">
+            <w:hyperlink w:history="1" r:id="rIdej6n2k5apmul6qpphm7dj">
               <w:r>
                 <w:rPr>
                   <w:rFonts w:ascii="Arial" w:cs="Arial" w:eastAsia="Arial" w:hAnsi="Arial"/>
@@ -14438,7 +14438,7 @@
             <w:pPr>
               <w:spacing w:after="20" w:before="0"/>
             </w:pPr>
-            <w:hyperlink w:history="1" r:id="rId_ac0flebp1uliyoxdpnfq">
+            <w:hyperlink w:history="1" r:id="rIdzfnlm4zlzur8zqdluwj0i">
               <w:r>
                 <w:rPr>
                   <w:rFonts w:ascii="Arial" w:cs="Arial" w:eastAsia="Arial" w:hAnsi="Arial"/>
@@ -14471,7 +14471,7 @@
               <w:spacing w:after="10" w:before="0"/>
               <w:ind w:left="120"/>
             </w:pPr>
-            <w:hyperlink w:history="1" r:id="rIdvkq0zmvnn9xbsmpbgzsch">
+            <w:hyperlink w:history="1" r:id="rIdcrvvnixpwlv7st-hcpesg">
               <w:r>
                 <w:rPr>
                   <w:rFonts w:ascii="Arial" w:cs="Arial" w:eastAsia="Arial" w:hAnsi="Arial"/>
@@ -14549,7 +14549,7 @@
               </w:rPr>
               <w:t xml:space="preserve">Say: 'Look at your four columns. What is the same about every substance on this tray?' Wait 10-15 seconds, then cold-call 3 learners. </w:t>
             </w:r>
-            <w:del w:id="9073" w:author="Claude (AI) - proposed" w:date="2026-10-15T03:00:47Z">
+            <w:del w:id="9073" w:author="Claude (AI) - proposed" w:date="2026-10-18T00:26:28Z">
               <w:r>
                 <w:rPr>
                   <w:rFonts w:ascii="Arial" w:cs="Arial" w:eastAsia="Arial" w:hAnsi="Arial"/>
@@ -14564,7 +14564,7 @@
                 <w:delText xml:space="preserve">Introduce</w:delText>
               </w:r>
             </w:del>
-            <w:ins w:id="9074" w:author="Claude (AI) - proposed" w:date="2026-10-15T03:00:47Z">
+            <w:ins w:id="9074" w:author="Claude (AI) - proposed" w:date="2026-10-18T00:26:28Z">
               <w:r>
                 <w:rPr>
                   <w:rFonts w:ascii="Arial" w:cs="Arial" w:eastAsia="Arial" w:hAnsi="Arial"/>
@@ -14592,7 +14592,7 @@
               </w:rPr>
               <w:t xml:space="preserve"> the term matter</w:t>
             </w:r>
-            <w:ins w:id="9075" w:author="Claude (AI) - proposed" w:date="2026-10-15T03:00:47Z">
+            <w:ins w:id="9075" w:author="Claude (AI) - proposed" w:date="2026-10-18T00:26:28Z">
               <w:r>
                 <w:rPr>
                   <w:rFonts w:ascii="Arial" w:cs="Arial" w:eastAsia="Arial" w:hAnsi="Arial"/>
@@ -14620,7 +14620,7 @@
               </w:rPr>
               <w:t xml:space="preserve">: 'Matter is anything that has mass and occupies space. Water, sand, a tablet and the air in this room are all matter.' Briefly remind learners of solids, liquids and gases without re-teaching Lessons 2 and 3. Give groups 4 minutes to draft the definition. Select 3 groups to present (different wording, for example one group that stresses uses). Write the common words on the board and negotiate: 'Which words do all three drafts share? What is still missing?' Then give the </w:t>
             </w:r>
-            <w:del w:id="9076" w:author="Claude (AI) - proposed" w:date="2026-10-15T03:00:47Z">
+            <w:del w:id="9076" w:author="Claude (AI) - proposed" w:date="2026-10-18T00:26:28Z">
               <w:r>
                 <w:rPr>
                   <w:rFonts w:ascii="Arial" w:cs="Arial" w:eastAsia="Arial" w:hAnsi="Arial"/>
@@ -14635,7 +14635,7 @@
                 <w:delText xml:space="preserve">conventions</w:delText>
               </w:r>
             </w:del>
-            <w:ins w:id="9077" w:author="Claude (AI) - proposed" w:date="2026-10-15T03:00:47Z">
+            <w:ins w:id="9077" w:author="Claude (AI) - proposed" w:date="2026-10-18T00:26:28Z">
               <w:r>
                 <w:rPr>
                   <w:rFonts w:ascii="Arial" w:cs="Arial" w:eastAsia="Arial" w:hAnsi="Arial"/>
@@ -14785,7 +14785,7 @@
             <w:pPr>
               <w:spacing w:after="20" w:before="0"/>
             </w:pPr>
-            <w:hyperlink w:history="1" r:id="rIdnmihluzfmwk1s3ol5zgcz">
+            <w:hyperlink w:history="1" r:id="rIdrlki0pd8iyq67asjb_r2s">
               <w:r>
                 <w:rPr>
                   <w:rFonts w:ascii="Arial" w:cs="Arial" w:eastAsia="Arial" w:hAnsi="Arial"/>
@@ -14818,7 +14818,7 @@
               <w:spacing w:after="10" w:before="0"/>
               <w:ind w:left="120"/>
             </w:pPr>
-            <w:hyperlink w:history="1" r:id="rIdc3abeucbqpsjjdiebdd3z">
+            <w:hyperlink w:history="1" r:id="rIdsbtiyjhcujyabgocozad-">
               <w:r>
                 <w:rPr>
                   <w:rFonts w:ascii="Arial" w:cs="Arial" w:eastAsia="Arial" w:hAnsi="Arial"/>
@@ -14863,7 +14863,7 @@
             <w:pPr>
               <w:spacing w:after="20" w:before="0"/>
             </w:pPr>
-            <w:hyperlink w:history="1" r:id="rIdwv2nkumgqsnm2xzhmh1da">
+            <w:hyperlink w:history="1" r:id="rIdypmjc5cxmnpdt0mxius3l">
               <w:r>
                 <w:rPr>
                   <w:rFonts w:ascii="Arial" w:cs="Arial" w:eastAsia="Arial" w:hAnsi="Arial"/>
@@ -14896,7 +14896,7 @@
               <w:spacing w:after="10" w:before="0"/>
               <w:ind w:left="120"/>
             </w:pPr>
-            <w:hyperlink w:history="1" r:id="rIdcwt5gokbu7ktmbh4bvifr">
+            <w:hyperlink w:history="1" r:id="rIdj9yg0etv_t0_5kij-qt36">
               <w:r>
                 <w:rPr>
                   <w:rFonts w:ascii="Arial" w:cs="Arial" w:eastAsia="Arial" w:hAnsi="Arial"/>
@@ -15096,7 +15096,7 @@
             <w:pPr>
               <w:spacing w:after="20" w:before="0"/>
             </w:pPr>
-            <w:hyperlink w:history="1" r:id="rIdbsdler-pa9-4af0-obur9">
+            <w:hyperlink w:history="1" r:id="rIdodotz4avargdi_yv3iobi">
               <w:r>
                 <w:rPr>
                   <w:rFonts w:ascii="Arial" w:cs="Arial" w:eastAsia="Arial" w:hAnsi="Arial"/>
@@ -15129,7 +15129,7 @@
               <w:spacing w:after="10" w:before="0"/>
               <w:ind w:left="120"/>
             </w:pPr>
-            <w:hyperlink w:history="1" r:id="rIdshfbvkhlt8fvedlvgutpw">
+            <w:hyperlink w:history="1" r:id="rIdbuaayxfghygfwdya0jc6r">
               <w:r>
                 <w:rPr>
                   <w:rFonts w:ascii="Arial" w:cs="Arial" w:eastAsia="Arial" w:hAnsi="Arial"/>
@@ -15174,7 +15174,7 @@
             <w:pPr>
               <w:spacing w:after="20" w:before="0"/>
             </w:pPr>
-            <w:hyperlink w:history="1" r:id="rIdoco7nwgfctkpj72masx4z">
+            <w:hyperlink w:history="1" r:id="rId9bu8bvgapy-c-wqbuwsz3">
               <w:r>
                 <w:rPr>
                   <w:rFonts w:ascii="Arial" w:cs="Arial" w:eastAsia="Arial" w:hAnsi="Arial"/>
@@ -15207,7 +15207,7 @@
               <w:spacing w:after="10" w:before="0"/>
               <w:ind w:left="120"/>
             </w:pPr>
-            <w:hyperlink w:history="1" r:id="rId_e7q8scl8nmcxl1-crtoq">
+            <w:hyperlink w:history="1" r:id="rIdstdtsfg1ynl5lays4xduu">
               <w:r>
                 <w:rPr>
                   <w:rFonts w:ascii="Arial" w:cs="Arial" w:eastAsia="Arial" w:hAnsi="Arial"/>
@@ -15732,7 +15732,7 @@
         </w:rPr>
         <w:t xml:space="preserve">© 2026 SeaVuria and ARES. Aligned with KICD objectives. Developed by SeaVuria; technical implementation by ARES (with AI assistance from Claude). Licensed under </w:t>
       </w:r>
-      <w:hyperlink w:history="1" r:id="rIds6yx_iezgj0e-ru45lqal">
+      <w:hyperlink w:history="1" r:id="rIdgqhfhws_6-89hhtsequuu">
         <w:r>
           <w:rPr>
             <w:rFonts w:ascii="Arial" w:cs="Arial" w:eastAsia="Arial" w:hAnsi="Arial"/>
@@ -15753,7 +15753,7 @@
         </w:rPr>
         <w:t xml:space="preserve"> (</w:t>
       </w:r>
-      <w:hyperlink w:history="1" r:id="rIdlxa-167l86cc8jhgam7ut">
+      <w:hyperlink w:history="1" r:id="rIdarwdiagjkt35vyxftzv7z">
         <w:r>
           <w:rPr>
             <w:rFonts w:ascii="Arial" w:cs="Arial" w:eastAsia="Arial" w:hAnsi="Arial"/>
@@ -16261,7 +16261,7 @@
               <w:spacing w:after="40" w:before="0"/>
               <w:jc w:val="left"/>
             </w:pPr>
-            <w:ins w:id="9078" w:author="Claude (AI) - proposed" w:date="2026-10-15T03:00:47Z">
+            <w:ins w:id="9078" w:author="Claude (AI) - proposed" w:date="2026-10-18T00:26:28Z">
               <w:r>
                 <w:rPr>
                   <w:rFonts w:ascii="Arial" w:cs="Arial" w:eastAsia="Arial" w:hAnsi="Arial"/>
@@ -16520,7 +16520,7 @@
               </w:rPr>
               <w:t xml:space="preserve">Mrs Achieng returns to the Kisumu tray (A salt, B water, C sand, D sulphur, E iron filings, F antacid tablet, G paracetamol tablet, H sugar). Learners recall the Lesson 4 definition of chemistry and predict what 'branches' of chemistry might mean. In Group 1 (Otieno, Wanjiru, Amina and Kipchirchir) and the other seven groups, they rotate through five evidence cards, one per branch, using the tray results already collected: sugar and paracetamol, salt and iron, melting points, separation of mixture M (recovered 2.9 g, 2.8 g and 2.7 g; loss 0.6 g), and the action of the antacid and paracetamol. Groups match each card to a branch, justify the match, and practise respect through talk norms and a listening check. The class then sorts DQB questions by branch and adds the five branches to the model notes ahead of v2 in Lesson 6.</w:t>
             </w:r>
-            <w:ins w:id="9079" w:author="Claude (AI) - proposed" w:date="2026-10-15T03:00:47Z">
+            <w:ins w:id="9079" w:author="Claude (AI) - proposed" w:date="2026-10-18T00:26:28Z">
               <w:r>
                 <w:rPr>
                   <w:rFonts w:ascii="Arial" w:cs="Arial" w:eastAsia="Arial" w:hAnsi="Arial"/>
@@ -16840,7 +16840,7 @@
               <w:spacing w:after="10" w:before="0"/>
               <w:ind w:left="120"/>
             </w:pPr>
-            <w:hyperlink w:history="1" r:id="rIdcld8cdoswbow5evtdxnxj">
+            <w:hyperlink w:history="1" r:id="rIdog5y77wvwt8_p0wjkweao">
               <w:r>
                 <w:rPr>
                   <w:rFonts w:ascii="Arial" w:cs="Arial" w:eastAsia="Arial" w:hAnsi="Arial"/>
@@ -16900,7 +16900,7 @@
             <w:pPr>
               <w:spacing w:after="20" w:before="0"/>
             </w:pPr>
-            <w:hyperlink w:history="1" r:id="rIdvtsybo1_y63m2llomlhba">
+            <w:hyperlink w:history="1" r:id="rIdm5rxyaim1h37p7xkgltf6">
               <w:r>
                 <w:rPr>
                   <w:rFonts w:ascii="Arial" w:cs="Arial" w:eastAsia="Arial" w:hAnsi="Arial"/>
@@ -16949,7 +16949,7 @@
               <w:spacing w:after="10" w:before="0"/>
               <w:ind w:left="120"/>
             </w:pPr>
-            <w:hyperlink w:history="1" r:id="rId7igdh33llgznhci6xt65y">
+            <w:hyperlink w:history="1" r:id="rIdbtmd6atsua9vkis-4vugn">
               <w:r>
                 <w:rPr>
                   <w:rFonts w:ascii="Arial" w:cs="Arial" w:eastAsia="Arial" w:hAnsi="Arial"/>
@@ -17166,7 +17166,7 @@
               <w:spacing w:after="10" w:before="0"/>
               <w:ind w:left="120"/>
             </w:pPr>
-            <w:hyperlink w:history="1" r:id="rIdozxhicrua7gyq4gtpal34">
+            <w:hyperlink w:history="1" r:id="rIdyba4vjpl7gchnkcnhczhc">
               <w:r>
                 <w:rPr>
                   <w:rFonts w:ascii="Arial" w:cs="Arial" w:eastAsia="Arial" w:hAnsi="Arial"/>
@@ -17226,7 +17226,7 @@
             <w:pPr>
               <w:spacing w:after="20" w:before="0"/>
             </w:pPr>
-            <w:hyperlink w:history="1" r:id="rIddxyev2vdzntoml8ydxrjr">
+            <w:hyperlink w:history="1" r:id="rIdumo-poieh4gggznpjl2hb">
               <w:r>
                 <w:rPr>
                   <w:rFonts w:ascii="Arial" w:cs="Arial" w:eastAsia="Arial" w:hAnsi="Arial"/>
@@ -17275,7 +17275,7 @@
               <w:spacing w:after="10" w:before="0"/>
               <w:ind w:left="120"/>
             </w:pPr>
-            <w:hyperlink w:history="1" r:id="rId9ejsxzly70bly26_fb6vl">
+            <w:hyperlink w:history="1" r:id="rIdsexu4wr5fov046n5qnq6j">
               <w:r>
                 <w:rPr>
                   <w:rFonts w:ascii="Arial" w:cs="Arial" w:eastAsia="Arial" w:hAnsi="Arial"/>
@@ -17320,7 +17320,7 @@
               </w:rPr>
               <w:t xml:space="preserve">In groups of four, learners rotate through five evidence cards placed at stations on the lab benches, spending about 4 minutes at each. Each card gives data already collected from the tray: Card 1: H sugar and G paracetamol (made of carbon-containing substances; sugar melts at about 186 C, turns brown, then chars black with a caramel smell; paracetamol melts at about 169 C and browns). Card 2: A salt and E iron filings (a salt dissolves completely; iron is pulled out by a magnet and </w:t>
             </w:r>
-            <w:del w:id="9080" w:author="Claude (AI) - proposed" w:date="2026-10-15T03:00:47Z">
+            <w:del w:id="9080" w:author="Claude (AI) - proposed" w:date="2026-10-18T00:26:28Z">
               <w:r>
                 <w:rPr>
                   <w:rFonts w:ascii="Arial" w:cs="Arial" w:eastAsia="Arial" w:hAnsi="Arial"/>
@@ -17335,7 +17335,7 @@
                 <w:delText xml:space="preserve">glows orange-red then turns dull blackish</w:delText>
               </w:r>
             </w:del>
-            <w:ins w:id="9081" w:author="Claude (AI) - proposed" w:date="2026-10-15T03:00:47Z">
+            <w:ins w:id="9081" w:author="Claude (AI) - proposed" w:date="2026-10-18T00:26:28Z">
               <w:r>
                 <w:rPr>
                   <w:rFonts w:ascii="Arial" w:cs="Arial" w:eastAsia="Arial" w:hAnsi="Arial"/>
@@ -17535,7 +17535,7 @@
               <w:spacing w:after="10" w:before="0"/>
               <w:ind w:left="120"/>
             </w:pPr>
-            <w:hyperlink w:history="1" r:id="rIdfyzuq8xdgzwqjwgnxaecj">
+            <w:hyperlink w:history="1" r:id="rIdteb5vdlv-dgqho03ktppa">
               <w:r>
                 <w:rPr>
                   <w:rFonts w:ascii="Arial" w:cs="Arial" w:eastAsia="Arial" w:hAnsi="Arial"/>
@@ -17595,7 +17595,7 @@
             <w:pPr>
               <w:spacing w:after="20" w:before="0"/>
             </w:pPr>
-            <w:hyperlink w:history="1" r:id="rIdkakyg5_1cwcjuzygpltb1">
+            <w:hyperlink w:history="1" r:id="rId84f-fege8pnuifid62cht">
               <w:r>
                 <w:rPr>
                   <w:rFonts w:ascii="Arial" w:cs="Arial" w:eastAsia="Arial" w:hAnsi="Arial"/>
@@ -17644,7 +17644,7 @@
               <w:spacing w:after="10" w:before="0"/>
               <w:ind w:left="120"/>
             </w:pPr>
-            <w:hyperlink w:history="1" r:id="rIde-fpmtrz5qy6okk4ubjqy">
+            <w:hyperlink w:history="1" r:id="rIdfj6kfgyczqeo5vd3vzu1k">
               <w:r>
                 <w:rPr>
                   <w:rFonts w:ascii="Arial" w:cs="Arial" w:eastAsia="Arial" w:hAnsi="Arial"/>
@@ -17861,7 +17861,7 @@
               <w:spacing w:after="10" w:before="0"/>
               <w:ind w:left="120"/>
             </w:pPr>
-            <w:hyperlink w:history="1" r:id="rIdxigg8ipfunp0hh-cumm7z">
+            <w:hyperlink w:history="1" r:id="rIdy_z-vrjrqvqcd6utc0e5v">
               <w:r>
                 <w:rPr>
                   <w:rFonts w:ascii="Arial" w:cs="Arial" w:eastAsia="Arial" w:hAnsi="Arial"/>
@@ -17921,7 +17921,7 @@
             <w:pPr>
               <w:spacing w:after="20" w:before="0"/>
             </w:pPr>
-            <w:hyperlink w:history="1" r:id="rIdzzp5eztgfkggmkxolrzqa">
+            <w:hyperlink w:history="1" r:id="rIdc-uphaj9m8irioqd-oahs">
               <w:r>
                 <w:rPr>
                   <w:rFonts w:ascii="Arial" w:cs="Arial" w:eastAsia="Arial" w:hAnsi="Arial"/>
@@ -17970,7 +17970,7 @@
               <w:spacing w:after="10" w:before="0"/>
               <w:ind w:left="120"/>
             </w:pPr>
-            <w:hyperlink w:history="1" r:id="rIdpbxg2ctnseoduig59jo1b">
+            <w:hyperlink w:history="1" r:id="rIdugpt77o_ikr_5302bjfsk">
               <w:r>
                 <w:rPr>
                   <w:rFonts w:ascii="Arial" w:cs="Arial" w:eastAsia="Arial" w:hAnsi="Arial"/>
@@ -18048,7 +18048,7 @@
               </w:rPr>
               <w:t xml:space="preserve">Say: 'Our board has many questions. Today we sort them by which branch could help answer them.' Model one example on the board. Give each group 3 sticky notes. Ask: 'Which questions cannot be answered by one branch alone?' WAIT TIME 10-15 seconds. Cold-call 3 groups to read one new question and say which branch would investigate it. Ask the class to respond respectfully: 'Does anyone see a different branch? Tell us why.' Point out that the </w:t>
             </w:r>
-            <w:del w:id="9082" w:author="Claude (AI) - proposed" w:date="2026-10-15T03:00:47Z">
+            <w:del w:id="9082" w:author="Claude (AI) - proposed" w:date="2026-10-18T00:26:28Z">
               <w:r>
                 <w:rPr>
                   <w:rFonts w:ascii="Arial" w:cs="Arial" w:eastAsia="Arial" w:hAnsi="Arial"/>
@@ -18063,7 +18063,7 @@
                 <w:delText xml:space="preserve">key inquiry</w:delText>
               </w:r>
             </w:del>
-            <w:ins w:id="9083" w:author="Claude (AI) - proposed" w:date="2026-10-15T03:00:47Z">
+            <w:ins w:id="9083" w:author="Claude (AI) - proposed" w:date="2026-10-18T00:26:28Z">
               <w:r>
                 <w:rPr>
                   <w:rFonts w:ascii="Arial" w:cs="Arial" w:eastAsia="Arial" w:hAnsi="Arial"/>
@@ -18230,7 +18230,7 @@
               <w:spacing w:after="10" w:before="0"/>
               <w:ind w:left="120"/>
             </w:pPr>
-            <w:hyperlink w:history="1" r:id="rIdka0fpfibzfyivizbxq4nn">
+            <w:hyperlink w:history="1" r:id="rIduzcptswrixwu7g6jrjjxk">
               <w:r>
                 <w:rPr>
                   <w:rFonts w:ascii="Arial" w:cs="Arial" w:eastAsia="Arial" w:hAnsi="Arial"/>
@@ -18290,7 +18290,7 @@
             <w:pPr>
               <w:spacing w:after="20" w:before="0"/>
             </w:pPr>
-            <w:hyperlink w:history="1" r:id="rIdgmp98rbdv3qnufqaboilw">
+            <w:hyperlink w:history="1" r:id="rIdyfi-3-taxikdyjzrjy3cd">
               <w:r>
                 <w:rPr>
                   <w:rFonts w:ascii="Arial" w:cs="Arial" w:eastAsia="Arial" w:hAnsi="Arial"/>
@@ -18339,7 +18339,7 @@
               <w:spacing w:after="10" w:before="0"/>
               <w:ind w:left="120"/>
             </w:pPr>
-            <w:hyperlink w:history="1" r:id="rIdigqazydialmwk2azebww0">
+            <w:hyperlink w:history="1" r:id="rIda7_pm3csltx7p-xv-m95k">
               <w:r>
                 <w:rPr>
                   <w:rFonts w:ascii="Arial" w:cs="Arial" w:eastAsia="Arial" w:hAnsi="Arial"/>
@@ -18864,7 +18864,7 @@
         </w:rPr>
         <w:t xml:space="preserve">© 2026 SeaVuria and ARES. Aligned with KICD objectives. Developed by SeaVuria; technical implementation by ARES (with AI assistance from Claude). Licensed under </w:t>
       </w:r>
-      <w:hyperlink w:history="1" r:id="rIdezznseysfcyejfrahpbun">
+      <w:hyperlink w:history="1" r:id="rId3drzi1qjqqcn_pekg-vrc">
         <w:r>
           <w:rPr>
             <w:rFonts w:ascii="Arial" w:cs="Arial" w:eastAsia="Arial" w:hAnsi="Arial"/>
@@ -18885,7 +18885,7 @@
         </w:rPr>
         <w:t xml:space="preserve"> (</w:t>
       </w:r>
-      <w:hyperlink w:history="1" r:id="rIdpxmpjhijircfbnhkt7oju">
+      <w:hyperlink w:history="1" r:id="rId_xqsmbxb2hgc4ih_emp4s">
         <w:r>
           <w:rPr>
             <w:rFonts w:ascii="Arial" w:cs="Arial" w:eastAsia="Arial" w:hAnsi="Arial"/>
@@ -19406,7 +19406,7 @@
               </w:rPr>
               <w:t xml:space="preserve">KICD Key Inquiry </w:t>
             </w:r>
-            <w:del w:id="9084" w:author="Claude (AI) - proposed" w:date="2026-10-15T03:00:47Z">
+            <w:del w:id="9084" w:author="Claude (AI) - proposed" w:date="2026-10-18T00:26:28Z">
               <w:r>
                 <w:rPr>
                   <w:rFonts w:ascii="Arial" w:cs="Arial" w:eastAsia="Arial" w:hAnsi="Arial"/>
@@ -19421,7 +19421,7 @@
                 <w:delText xml:space="preserve">Questions</w:delText>
               </w:r>
             </w:del>
-            <w:ins w:id="9085" w:author="Claude (AI) - proposed" w:date="2026-10-15T03:00:47Z">
+            <w:ins w:id="9085" w:author="Claude (AI) - proposed" w:date="2026-10-18T00:26:28Z">
               <w:r>
                 <w:rPr>
                   <w:rFonts w:ascii="Arial" w:cs="Arial" w:eastAsia="Arial" w:hAnsi="Arial"/>
@@ -19585,7 +19585,7 @@
               </w:rPr>
               <w:t xml:space="preserve">No tasting of any substance A-H or any product. Goggles on for any demonstration. Sulphur (D) burning is a teacher-only demonstration, in a well-ventilated space or near an open window, with a very small amount in a deflagrating spoon; learners stand back and do not inhale the sharp choking sulphur dioxide fumes. Learners with asthma </w:t>
             </w:r>
-            <w:del w:id="9086" w:author="Claude (AI) - proposed" w:date="2026-10-15T03:00:47Z">
+            <w:del w:id="9086" w:author="Claude (AI) - proposed" w:date="2026-10-18T00:26:28Z">
               <w:r>
                 <w:rPr>
                   <w:rFonts w:ascii="Arial" w:cs="Arial" w:eastAsia="Arial" w:hAnsi="Arial"/>
@@ -19600,7 +19600,7 @@
                 <w:delText xml:space="preserve">sit near the door</w:delText>
               </w:r>
             </w:del>
-            <w:ins w:id="9087" w:author="Claude (AI) - proposed" w:date="2026-10-15T03:00:47Z">
+            <w:ins w:id="9087" w:author="Claude (AI) - proposed" w:date="2026-10-18T00:26:28Z">
               <w:r>
                 <w:rPr>
                   <w:rFonts w:ascii="Arial" w:cs="Arial" w:eastAsia="Arial" w:hAnsi="Arial"/>
@@ -20028,7 +20028,7 @@
               <w:spacing w:after="10" w:before="0"/>
               <w:ind w:left="120"/>
             </w:pPr>
-            <w:hyperlink w:history="1" r:id="rId09qjnqiywmhm0hww-ork0">
+            <w:hyperlink w:history="1" r:id="rIdsreff77nm6s0tcdkjc8by">
               <w:r>
                 <w:rPr>
                   <w:rFonts w:ascii="Arial" w:cs="Arial" w:eastAsia="Arial" w:hAnsi="Arial"/>
@@ -20088,7 +20088,7 @@
             <w:pPr>
               <w:spacing w:after="20" w:before="0"/>
             </w:pPr>
-            <w:hyperlink w:history="1" r:id="rIdgeucjzzbaxz9axbnot9gm">
+            <w:hyperlink w:history="1" r:id="rIdq_epcsngame0x1inupydd">
               <w:r>
                 <w:rPr>
                   <w:rFonts w:ascii="Arial" w:cs="Arial" w:eastAsia="Arial" w:hAnsi="Arial"/>
@@ -20137,7 +20137,7 @@
               <w:spacing w:after="10" w:before="0"/>
               <w:ind w:left="120"/>
             </w:pPr>
-            <w:hyperlink w:history="1" r:id="rIdxyqbisvkw1ntkc4clozw_">
+            <w:hyperlink w:history="1" r:id="rIdivel9kztljjhcfrrhpjhq">
               <w:r>
                 <w:rPr>
                   <w:rFonts w:ascii="Arial" w:cs="Arial" w:eastAsia="Arial" w:hAnsi="Arial"/>
@@ -20354,7 +20354,7 @@
               <w:spacing w:after="10" w:before="0"/>
               <w:ind w:left="120"/>
             </w:pPr>
-            <w:hyperlink w:history="1" r:id="rId0oqkviiwmpjjtnn89uro0">
+            <w:hyperlink w:history="1" r:id="rId79_vmsbrfiedxuzrkn3k3">
               <w:r>
                 <w:rPr>
                   <w:rFonts w:ascii="Arial" w:cs="Arial" w:eastAsia="Arial" w:hAnsi="Arial"/>
@@ -20414,7 +20414,7 @@
             <w:pPr>
               <w:spacing w:after="20" w:before="0"/>
             </w:pPr>
-            <w:hyperlink w:history="1" r:id="rId3nwogrewjtcalvc95fm1a">
+            <w:hyperlink w:history="1" r:id="rIdmmaz61eievz9bt5euadas">
               <w:r>
                 <w:rPr>
                   <w:rFonts w:ascii="Arial" w:cs="Arial" w:eastAsia="Arial" w:hAnsi="Arial"/>
@@ -20463,7 +20463,7 @@
               <w:spacing w:after="10" w:before="0"/>
               <w:ind w:left="120"/>
             </w:pPr>
-            <w:hyperlink w:history="1" r:id="rIdjo1luwn7cmektwrprsg3q">
+            <w:hyperlink w:history="1" r:id="rIdcdaf2ziazgdgo45xdqfdh">
               <w:r>
                 <w:rPr>
                   <w:rFonts w:ascii="Arial" w:cs="Arial" w:eastAsia="Arial" w:hAnsi="Arial"/>
@@ -20680,7 +20680,7 @@
               <w:spacing w:after="10" w:before="0"/>
               <w:ind w:left="120"/>
             </w:pPr>
-            <w:hyperlink w:history="1" r:id="rIdahu-bjbqe3renuwgfpehe">
+            <w:hyperlink w:history="1" r:id="rIdxsvqin0vihpqooxczwsvn">
               <w:r>
                 <w:rPr>
                   <w:rFonts w:ascii="Arial" w:cs="Arial" w:eastAsia="Arial" w:hAnsi="Arial"/>
@@ -20740,7 +20740,7 @@
             <w:pPr>
               <w:spacing w:after="20" w:before="0"/>
             </w:pPr>
-            <w:hyperlink w:history="1" r:id="rIdgy0gtytpg5ray-wd0j8fj">
+            <w:hyperlink w:history="1" r:id="rIdwizbvmclrxg6etdijgpx0">
               <w:r>
                 <w:rPr>
                   <w:rFonts w:ascii="Arial" w:cs="Arial" w:eastAsia="Arial" w:hAnsi="Arial"/>
@@ -20789,7 +20789,7 @@
               <w:spacing w:after="10" w:before="0"/>
               <w:ind w:left="120"/>
             </w:pPr>
-            <w:hyperlink w:history="1" r:id="rIduaamgbgqszjttijgt3m3d">
+            <w:hyperlink w:history="1" r:id="rIdcr45elug-6b5v7w915tl1">
               <w:r>
                 <w:rPr>
                   <w:rFonts w:ascii="Arial" w:cs="Arial" w:eastAsia="Arial" w:hAnsi="Arial"/>
@@ -20867,7 +20867,7 @@
               </w:rPr>
               <w:t xml:space="preserve">Model one sentence stem on the board: 'Claim: ___ industry uses the property of ___. Evidence: In our tray, ___. Reasoning: This </w:t>
             </w:r>
-            <w:del w:id="9088" w:author="Claude (AI) - proposed" w:date="2026-10-15T03:00:47Z">
+            <w:del w:id="9088" w:author="Claude (AI) - proposed" w:date="2026-10-18T00:26:28Z">
               <w:r>
                 <w:rPr>
                   <w:rFonts w:ascii="Arial" w:cs="Arial" w:eastAsia="Arial" w:hAnsi="Arial"/>
@@ -20882,7 +20882,7 @@
                 <w:delText xml:space="preserve">matters because ___</w:delText>
               </w:r>
             </w:del>
-            <w:ins w:id="9089" w:author="Claude (AI) - proposed" w:date="2026-10-15T03:00:47Z">
+            <w:ins w:id="9089" w:author="Claude (AI) - proposed" w:date="2026-10-18T00:26:28Z">
               <w:r>
                 <w:rPr>
                   <w:rFonts w:ascii="Arial" w:cs="Arial" w:eastAsia="Arial" w:hAnsi="Arial"/>
@@ -21049,7 +21049,7 @@
               <w:spacing w:after="10" w:before="0"/>
               <w:ind w:left="120"/>
             </w:pPr>
-            <w:hyperlink w:history="1" r:id="rIde1payj7rz-rzylmy-seys">
+            <w:hyperlink w:history="1" r:id="rIdcnr1buonjcafyiofzfia0">
               <w:r>
                 <w:rPr>
                   <w:rFonts w:ascii="Arial" w:cs="Arial" w:eastAsia="Arial" w:hAnsi="Arial"/>
@@ -21109,7 +21109,7 @@
             <w:pPr>
               <w:spacing w:after="20" w:before="0"/>
             </w:pPr>
-            <w:hyperlink w:history="1" r:id="rIdy8hhx_zamccu709dai-u_">
+            <w:hyperlink w:history="1" r:id="rIdjxqbxkggr0wqnlfvt0aln">
               <w:r>
                 <w:rPr>
                   <w:rFonts w:ascii="Arial" w:cs="Arial" w:eastAsia="Arial" w:hAnsi="Arial"/>
@@ -21158,7 +21158,7 @@
               <w:spacing w:after="10" w:before="0"/>
               <w:ind w:left="120"/>
             </w:pPr>
-            <w:hyperlink w:history="1" r:id="rIdil3elirejaa9lnqqyw3xw">
+            <w:hyperlink w:history="1" r:id="rId4_3dfs_g_mrghdicjszgt">
               <w:r>
                 <w:rPr>
                   <w:rFonts w:ascii="Arial" w:cs="Arial" w:eastAsia="Arial" w:hAnsi="Arial"/>
@@ -21375,7 +21375,7 @@
               <w:spacing w:after="10" w:before="0"/>
               <w:ind w:left="120"/>
             </w:pPr>
-            <w:hyperlink w:history="1" r:id="rIdtfdmrwr02jcsmar6x21fq">
+            <w:hyperlink w:history="1" r:id="rId5julznp0wuphqafj445ga">
               <w:r>
                 <w:rPr>
                   <w:rFonts w:ascii="Arial" w:cs="Arial" w:eastAsia="Arial" w:hAnsi="Arial"/>
@@ -21435,7 +21435,7 @@
             <w:pPr>
               <w:spacing w:after="20" w:before="0"/>
             </w:pPr>
-            <w:hyperlink w:history="1" r:id="rId5bbth40l6edhlsufxt8zs">
+            <w:hyperlink w:history="1" r:id="rIdg68ii2fhbpixdi-2xx2hu">
               <w:r>
                 <w:rPr>
                   <w:rFonts w:ascii="Arial" w:cs="Arial" w:eastAsia="Arial" w:hAnsi="Arial"/>
@@ -21484,7 +21484,7 @@
               <w:spacing w:after="10" w:before="0"/>
               <w:ind w:left="120"/>
             </w:pPr>
-            <w:hyperlink w:history="1" r:id="rId5nf-x2sxvnczm2wj0uezb">
+            <w:hyperlink w:history="1" r:id="rIdqftysxox9u2vnrbyczpx4">
               <w:r>
                 <w:rPr>
                   <w:rFonts w:ascii="Arial" w:cs="Arial" w:eastAsia="Arial" w:hAnsi="Arial"/>
@@ -22009,7 +22009,7 @@
         </w:rPr>
         <w:t xml:space="preserve">© 2026 SeaVuria and ARES. Aligned with KICD objectives. Developed by SeaVuria; technical implementation by ARES (with AI assistance from Claude). Licensed under </w:t>
       </w:r>
-      <w:hyperlink w:history="1" r:id="rIdjrj7uatkccie0sucxqaav">
+      <w:hyperlink w:history="1" r:id="rId-0w9oun4b4sxiqftdumun">
         <w:r>
           <w:rPr>
             <w:rFonts w:ascii="Arial" w:cs="Arial" w:eastAsia="Arial" w:hAnsi="Arial"/>
@@ -22030,7 +22030,7 @@
         </w:rPr>
         <w:t xml:space="preserve"> (</w:t>
       </w:r>
-      <w:hyperlink w:history="1" r:id="rIdx2iipmjafwfaqemvd9txg">
+      <w:hyperlink w:history="1" r:id="rIdr8tvlfp0oxj5dup1dpc6c">
         <w:r>
           <w:rPr>
             <w:rFonts w:ascii="Arial" w:cs="Arial" w:eastAsia="Arial" w:hAnsi="Arial"/>
@@ -22107,7 +22107,7 @@
               </w:rPr>
               <w:t xml:space="preserve">LESSON 7 (</w:t>
             </w:r>
-            <w:del w:id="9090" w:author="Claude (AI) - proposed" w:date="2026-10-15T03:00:47Z">
+            <w:del w:id="9090" w:author="Claude (AI) - proposed" w:date="2026-10-18T00:26:28Z">
               <w:r>
                 <w:rPr>
                   <w:rFonts w:ascii="Arial" w:cs="Arial" w:eastAsia="Arial" w:hAnsi="Arial"/>
@@ -22122,7 +22122,7 @@
                 <w:delText xml:space="preserve">40 minutes (one double lesson of 80 minutes is recommended if digital search is used</w:delText>
               </w:r>
             </w:del>
-            <w:ins w:id="9091" w:author="Claude (AI) - proposed" w:date="2026-10-15T03:00:47Z">
+            <w:ins w:id="9091" w:author="Claude (AI) - proposed" w:date="2026-10-18T00:26:28Z">
               <w:r>
                 <w:rPr>
                   <w:rFonts w:ascii="Arial" w:cs="Arial" w:eastAsia="Arial" w:hAnsi="Arial"/>
@@ -22594,7 +22594,7 @@
               </w:rPr>
               <w:t xml:space="preserve">How are medicines for chronic diseases developed? Who are the people that do this work, and what properties of substances do they use? (</w:t>
             </w:r>
-            <w:del w:id="9092" w:author="Claude (AI) - proposed" w:date="2026-10-15T03:00:47Z">
+            <w:del w:id="9092" w:author="Claude (AI) - proposed" w:date="2026-10-18T00:26:28Z">
               <w:r>
                 <w:rPr>
                   <w:rFonts w:ascii="Arial" w:cs="Arial" w:eastAsia="Arial" w:hAnsi="Arial"/>
@@ -22609,7 +22609,7 @@
                 <w:delText xml:space="preserve">KICD key inquiry</w:delText>
               </w:r>
             </w:del>
-            <w:ins w:id="9093" w:author="Claude (AI) - proposed" w:date="2026-10-15T03:00:47Z">
+            <w:ins w:id="9093" w:author="Claude (AI) - proposed" w:date="2026-10-18T00:26:28Z">
               <w:r>
                 <w:rPr>
                   <w:rFonts w:ascii="Arial" w:cs="Arial" w:eastAsia="Arial" w:hAnsi="Arial"/>
@@ -22637,7 +22637,7 @@
               </w:rPr>
               <w:t xml:space="preserve"> 1, with a link to </w:t>
             </w:r>
-            <w:del w:id="9094" w:author="Claude (AI) - proposed" w:date="2026-10-15T03:00:47Z">
+            <w:del w:id="9094" w:author="Claude (AI) - proposed" w:date="2026-10-18T00:26:28Z">
               <w:r>
                 <w:rPr>
                   <w:rFonts w:ascii="Arial" w:cs="Arial" w:eastAsia="Arial" w:hAnsi="Arial"/>
@@ -22652,7 +22652,7 @@
                 <w:delText xml:space="preserve">key inquiry</w:delText>
               </w:r>
             </w:del>
-            <w:ins w:id="9095" w:author="Claude (AI) - proposed" w:date="2026-10-15T03:00:47Z">
+            <w:ins w:id="9095" w:author="Claude (AI) - proposed" w:date="2026-10-18T00:26:28Z">
               <w:r>
                 <w:rPr>
                   <w:rFonts w:ascii="Arial" w:cs="Arial" w:eastAsia="Arial" w:hAnsi="Arial"/>
@@ -22680,7 +22680,7 @@
               </w:rPr>
               <w:t xml:space="preserve"> 3 on how products are made</w:t>
             </w:r>
-            <w:del w:id="9096" w:author="Claude (AI) - proposed" w:date="2026-10-15T03:00:47Z">
+            <w:del w:id="9096" w:author="Claude (AI) - proposed" w:date="2026-10-18T00:26:28Z">
               <w:r>
                 <w:rPr>
                   <w:rFonts w:ascii="Arial" w:cs="Arial" w:eastAsia="Arial" w:hAnsi="Arial"/>
@@ -22695,7 +22695,7 @@
                 <w:delText xml:space="preserve">.</w:delText>
               </w:r>
             </w:del>
-            <w:ins w:id="9097" w:author="Claude (AI) - proposed" w:date="2026-10-15T03:00:47Z">
+            <w:ins w:id="9097" w:author="Claude (AI) - proposed" w:date="2026-10-18T00:26:28Z">
               <w:r>
                 <w:rPr>
                   <w:rFonts w:ascii="Arial" w:cs="Arial" w:eastAsia="Arial" w:hAnsi="Arial"/>
@@ -22954,7 +22954,7 @@
               </w:rPr>
               <w:t xml:space="preserve">Mrs Achieng brings the Group 1 tray (A salt, B water, C sand, D sulphur, E iron filings, F antacid tablet, G paracetamol tablet, H sugar) and mixture M back to the front. She asks: 'Someone had to decide that F relieves heartburn and G does not, and someone had to separate and check what is in a product. Who are these people?' Learners predict careers, then research in groups from print (career booklets, newspapers, textbooks) and offline or digital resources, matching each career to a tray property. Next they examine a short set of career profiles and survey data to discuss how gender stereotypes shape choices, and each group presents in plenary. The class adds new questions to the DQB and records how careers help answer the driving question, in readiness for revising the model in Lesson 10.</w:t>
             </w:r>
-            <w:ins w:id="9098" w:author="Claude (AI) - proposed" w:date="2026-10-15T03:00:47Z">
+            <w:ins w:id="9098" w:author="Claude (AI) - proposed" w:date="2026-10-18T00:26:28Z">
               <w:r>
                 <w:rPr>
                   <w:rFonts w:ascii="Arial" w:cs="Arial" w:eastAsia="Arial" w:hAnsi="Arial"/>
@@ -23274,7 +23274,7 @@
               <w:spacing w:after="10" w:before="0"/>
               <w:ind w:left="120"/>
             </w:pPr>
-            <w:hyperlink w:history="1" r:id="rIdypnkx4msfaaovuxwadi2m">
+            <w:hyperlink w:history="1" r:id="rIdwy_xmjdzcijrc-aqmztu2">
               <w:r>
                 <w:rPr>
                   <w:rFonts w:ascii="Arial" w:cs="Arial" w:eastAsia="Arial" w:hAnsi="Arial"/>
@@ -23351,7 +23351,7 @@
               <w:spacing w:after="10" w:before="0"/>
               <w:ind w:left="120"/>
             </w:pPr>
-            <w:hyperlink w:history="1" r:id="rId-h1bdvxqnfw7s7t6fo8h7">
+            <w:hyperlink w:history="1" r:id="rIdjv6vnwjll3fhpmwbtlyce">
               <w:r>
                 <w:rPr>
                   <w:rFonts w:ascii="Arial" w:cs="Arial" w:eastAsia="Arial" w:hAnsi="Arial"/>
@@ -23583,7 +23583,7 @@
               <w:spacing w:after="10" w:before="0"/>
               <w:ind w:left="120"/>
             </w:pPr>
-            <w:hyperlink w:history="1" r:id="rId1zdhyqntkg_45qnvrfsu9">
+            <w:hyperlink w:history="1" r:id="rIdht_bivxb74v2khodq5nxv">
               <w:r>
                 <w:rPr>
                   <w:rFonts w:ascii="Arial" w:cs="Arial" w:eastAsia="Arial" w:hAnsi="Arial"/>
@@ -23660,7 +23660,7 @@
               <w:spacing w:after="10" w:before="0"/>
               <w:ind w:left="120"/>
             </w:pPr>
-            <w:hyperlink w:history="1" r:id="rIdllkjeabagvvcqxzlirgee">
+            <w:hyperlink w:history="1" r:id="rIdfnluyyz9vsmmspmu-gfbt">
               <w:r>
                 <w:rPr>
                   <w:rFonts w:ascii="Arial" w:cs="Arial" w:eastAsia="Arial" w:hAnsi="Arial"/>
@@ -23892,7 +23892,7 @@
               <w:spacing w:after="10" w:before="0"/>
               <w:ind w:left="120"/>
             </w:pPr>
-            <w:hyperlink w:history="1" r:id="rIdbbvt56zmpsnwyyljuff9h">
+            <w:hyperlink w:history="1" r:id="rIdxeuj8jnmfsfusyvvizne2">
               <w:r>
                 <w:rPr>
                   <w:rFonts w:ascii="Arial" w:cs="Arial" w:eastAsia="Arial" w:hAnsi="Arial"/>
@@ -23969,7 +23969,7 @@
               <w:spacing w:after="10" w:before="0"/>
               <w:ind w:left="120"/>
             </w:pPr>
-            <w:hyperlink w:history="1" r:id="rId77ne5genc-snntj2zelnz">
+            <w:hyperlink w:history="1" r:id="rIduw2aemeahjf81timww_m3">
               <w:r>
                 <w:rPr>
                   <w:rFonts w:ascii="Arial" w:cs="Arial" w:eastAsia="Arial" w:hAnsi="Arial"/>
@@ -24201,7 +24201,7 @@
               <w:spacing w:after="10" w:before="0"/>
               <w:ind w:left="120"/>
             </w:pPr>
-            <w:hyperlink w:history="1" r:id="rIdft2umjbne2tx6l97q9mbf">
+            <w:hyperlink w:history="1" r:id="rIdf_gw7ga_zn1lfvytz6mul">
               <w:r>
                 <w:rPr>
                   <w:rFonts w:ascii="Arial" w:cs="Arial" w:eastAsia="Arial" w:hAnsi="Arial"/>
@@ -24278,7 +24278,7 @@
               <w:spacing w:after="10" w:before="0"/>
               <w:ind w:left="120"/>
             </w:pPr>
-            <w:hyperlink w:history="1" r:id="rIdjfofnbx4klkyie-tqued4">
+            <w:hyperlink w:history="1" r:id="rId1cmeqbisapdrq5qsylqwq">
               <w:r>
                 <w:rPr>
                   <w:rFonts w:ascii="Arial" w:cs="Arial" w:eastAsia="Arial" w:hAnsi="Arial"/>
@@ -24510,7 +24510,7 @@
               <w:spacing w:after="10" w:before="0"/>
               <w:ind w:left="120"/>
             </w:pPr>
-            <w:hyperlink w:history="1" r:id="rIdvrsiqx7txc_zxm6v3uikk">
+            <w:hyperlink w:history="1" r:id="rId7r_f1usxhotwvviful58s">
               <w:r>
                 <w:rPr>
                   <w:rFonts w:ascii="Arial" w:cs="Arial" w:eastAsia="Arial" w:hAnsi="Arial"/>
@@ -24587,7 +24587,7 @@
               <w:spacing w:after="10" w:before="0"/>
               <w:ind w:left="120"/>
             </w:pPr>
-            <w:hyperlink w:history="1" r:id="rIdoccos4y5qlfrdbingsd1g">
+            <w:hyperlink w:history="1" r:id="rIdurgyvy9ydcptsgdexijyn">
               <w:r>
                 <w:rPr>
                   <w:rFonts w:ascii="Arial" w:cs="Arial" w:eastAsia="Arial" w:hAnsi="Arial"/>
@@ -25127,7 +25127,7 @@
         </w:rPr>
         <w:t xml:space="preserve">© 2026 SeaVuria and ARES. Aligned with KICD objectives. Developed by SeaVuria; technical implementation by ARES (with AI assistance from Claude). Licensed under </w:t>
       </w:r>
-      <w:hyperlink w:history="1" r:id="rIdkdoar5y0tyltj63hom4g7">
+      <w:hyperlink w:history="1" r:id="rIdi3pnw_8pwwe6ju6vbrltk">
         <w:r>
           <w:rPr>
             <w:rFonts w:ascii="Arial" w:cs="Arial" w:eastAsia="Arial" w:hAnsi="Arial"/>
@@ -25148,7 +25148,7 @@
         </w:rPr>
         <w:t xml:space="preserve"> (</w:t>
       </w:r>
-      <w:hyperlink w:history="1" r:id="rId3xzdepd5zl1wvlvwh9xfb">
+      <w:hyperlink w:history="1" r:id="rIdbcjnsx5bkcp8tiqvbepum">
         <w:r>
           <w:rPr>
             <w:rFonts w:ascii="Arial" w:cs="Arial" w:eastAsia="Arial" w:hAnsi="Arial"/>
@@ -25656,7 +25656,7 @@
               <w:spacing w:after="40" w:before="0"/>
               <w:jc w:val="left"/>
             </w:pPr>
-            <w:ins w:id="9099" w:author="Claude (AI) - proposed" w:date="2026-10-15T03:00:47Z">
+            <w:ins w:id="9099" w:author="Claude (AI) - proposed" w:date="2026-10-18T00:26:28Z">
               <w:r>
                 <w:rPr>
                   <w:rFonts w:ascii="Arial" w:cs="Arial" w:eastAsia="Arial" w:hAnsi="Arial"/>
@@ -25915,7 +25915,7 @@
               </w:rPr>
               <w:t xml:space="preserve">Otieno comes to class from his family's kiosk with a worrying story: a customer asked for paracetamol (like tablet G on Mrs Achieng's Kisumu tray) and wanted to give an adult dose to a small child. Learners predict what a label should tell a buyer, then examine sample containers (a paracetamol 500 mg box, an antacid pack, a packet of maize flour, a juice carton and a detergent bottle, all empty or sealed) for the KEBS Diamond Mark, expiry date, ingredients and preservatives, nutritional information and cautions. They explain how each label item protects consumers, check the maximum paracetamol dose (8 x 500 mg = 4 g in 24 hours), add new questions to the Driving Question Board, and revisit the class model (v2) to note where labels fit in. The lesson advances the driving question by showing how knowledge of properties is turned into safe use.</w:t>
             </w:r>
-            <w:ins w:id="9100" w:author="Claude (AI) - proposed" w:date="2026-10-15T03:00:47Z">
+            <w:ins w:id="9100" w:author="Claude (AI) - proposed" w:date="2026-10-18T00:26:28Z">
               <w:r>
                 <w:rPr>
                   <w:rFonts w:ascii="Arial" w:cs="Arial" w:eastAsia="Arial" w:hAnsi="Arial"/>
@@ -26235,7 +26235,7 @@
               <w:spacing w:after="10" w:before="0"/>
               <w:ind w:left="120"/>
             </w:pPr>
-            <w:hyperlink w:history="1" r:id="rIdbwfxky0j_4j6rao4ggons">
+            <w:hyperlink w:history="1" r:id="rIdt2lvaiqvqc5oqq6gxukpg">
               <w:r>
                 <w:rPr>
                   <w:rFonts w:ascii="Arial" w:cs="Arial" w:eastAsia="Arial" w:hAnsi="Arial"/>
@@ -26312,7 +26312,7 @@
               <w:spacing w:after="10" w:before="0"/>
               <w:ind w:left="120"/>
             </w:pPr>
-            <w:hyperlink w:history="1" r:id="rIdvpxkrbc33vqfaymiatwts">
+            <w:hyperlink w:history="1" r:id="rIdeyuvkhmx9seoxrzzkwggs">
               <w:r>
                 <w:rPr>
                   <w:rFonts w:ascii="Arial" w:cs="Arial" w:eastAsia="Arial" w:hAnsi="Arial"/>
@@ -26544,7 +26544,7 @@
               <w:spacing w:after="10" w:before="0"/>
               <w:ind w:left="120"/>
             </w:pPr>
-            <w:hyperlink w:history="1" r:id="rIdlg4lc0nwbmwv7u2kzomj7">
+            <w:hyperlink w:history="1" r:id="rIdt9gdn8mbuvkoz5rbpxohb">
               <w:r>
                 <w:rPr>
                   <w:rFonts w:ascii="Arial" w:cs="Arial" w:eastAsia="Arial" w:hAnsi="Arial"/>
@@ -26621,7 +26621,7 @@
               <w:spacing w:after="10" w:before="0"/>
               <w:ind w:left="120"/>
             </w:pPr>
-            <w:hyperlink w:history="1" r:id="rIdd4ef2vkepynvryvojlbmj">
+            <w:hyperlink w:history="1" r:id="rIdo6zuuut6m4bm3jihdftkx">
               <w:r>
                 <w:rPr>
                   <w:rFonts w:ascii="Arial" w:cs="Arial" w:eastAsia="Arial" w:hAnsi="Arial"/>
@@ -26853,7 +26853,7 @@
               <w:spacing w:after="10" w:before="0"/>
               <w:ind w:left="120"/>
             </w:pPr>
-            <w:hyperlink w:history="1" r:id="rIdiyprc4ivd5i1jsdcprkau">
+            <w:hyperlink w:history="1" r:id="rId3sqldbpzgdqj4wau4e10m">
               <w:r>
                 <w:rPr>
                   <w:rFonts w:ascii="Arial" w:cs="Arial" w:eastAsia="Arial" w:hAnsi="Arial"/>
@@ -26930,7 +26930,7 @@
               <w:spacing w:after="10" w:before="0"/>
               <w:ind w:left="120"/>
             </w:pPr>
-            <w:hyperlink w:history="1" r:id="rIdoagciw63n--mm442f40cv">
+            <w:hyperlink w:history="1" r:id="rIdm1vat9etpijatppjfj3aq">
               <w:r>
                 <w:rPr>
                   <w:rFonts w:ascii="Arial" w:cs="Arial" w:eastAsia="Arial" w:hAnsi="Arial"/>
@@ -26990,7 +26990,7 @@
               </w:rPr>
               <w:t xml:space="preserve">Groups use their label tables to explain how each label item protects consumers. Individually, then in groups, learners complete a Claim-Evidence-Reasoning (CER) statement: 'Claim: Labels protect consumers. Evidence: (from our table). Reasoning: (why this item matters).' Each group chooses one item (quality mark, expiry date, ingredients and preservatives, nutritional information, or cautions) and explains it using the paracetamol label as a worked case. They calculate the daily maximum: 8 tablets x 500 mg = 4000 mg = 4 g, and answer Otieno's kiosk question: 'A customer wants to give a small child 2 tablets of 500 mg. Why is this unsafe even though it is within the adult dose?' (</w:t>
             </w:r>
-            <w:del w:id="9101" w:author="Claude (AI) - proposed" w:date="2026-10-15T03:00:47Z">
+            <w:del w:id="9101" w:author="Claude (AI) - proposed" w:date="2026-10-18T00:26:28Z">
               <w:r>
                 <w:rPr>
                   <w:rFonts w:ascii="Arial" w:cs="Arial" w:eastAsia="Arial" w:hAnsi="Arial"/>
@@ -27005,7 +27005,7 @@
                 <w:delText xml:space="preserve">Children must not be given adult doses</w:delText>
               </w:r>
             </w:del>
-            <w:ins w:id="9102" w:author="Claude (AI) - proposed" w:date="2026-10-15T03:00:47Z">
+            <w:ins w:id="9102" w:author="Claude (AI) - proposed" w:date="2026-10-18T00:26:28Z">
               <w:r>
                 <w:rPr>
                   <w:rFonts w:ascii="Arial" w:cs="Arial" w:eastAsia="Arial" w:hAnsi="Arial"/>
@@ -27205,7 +27205,7 @@
               <w:spacing w:after="10" w:before="0"/>
               <w:ind w:left="120"/>
             </w:pPr>
-            <w:hyperlink w:history="1" r:id="rIdnzb5gk0dqwccvfoagq-j9">
+            <w:hyperlink w:history="1" r:id="rIdpplfan1uz5-cgbxgc8fsd">
               <w:r>
                 <w:rPr>
                   <w:rFonts w:ascii="Arial" w:cs="Arial" w:eastAsia="Arial" w:hAnsi="Arial"/>
@@ -27282,7 +27282,7 @@
               <w:spacing w:after="10" w:before="0"/>
               <w:ind w:left="120"/>
             </w:pPr>
-            <w:hyperlink w:history="1" r:id="rIdbo__ile6qeaxxsjtxa-wp">
+            <w:hyperlink w:history="1" r:id="rIdyodlhub88odyzip8-3ytk">
               <w:r>
                 <w:rPr>
                   <w:rFonts w:ascii="Arial" w:cs="Arial" w:eastAsia="Arial" w:hAnsi="Arial"/>
@@ -27342,7 +27342,7 @@
               </w:rPr>
               <w:t xml:space="preserve">Learners return to the class Driving Question Board with the driving question: 'How do the different properties of substances around us help chemists make medicines, foods and other products, and how do we use them safely?' Each group writes one 'We now know...' sticky note from today's label evidence (for example: 'The label on G tells us the maximum is 4 g in 24 hours because more can damage the liver') and one new 'We still wonder...' question (for example: 'How do chemists test that the tablets contain exactly 500 mg?' or 'Why do some foods need preservatives and others do not?'). They place notes next to the KICD key inquiry question</w:t>
             </w:r>
-            <w:ins w:id="9103" w:author="Claude (AI) - proposed" w:date="2026-10-15T03:00:47Z">
+            <w:ins w:id="9103" w:author="Claude (AI) - proposed" w:date="2026-10-18T00:26:28Z">
               <w:r>
                 <w:rPr>
                   <w:rFonts w:ascii="Arial" w:cs="Arial" w:eastAsia="Arial" w:hAnsi="Arial"/>
@@ -27542,7 +27542,7 @@
               <w:spacing w:after="10" w:before="0"/>
               <w:ind w:left="120"/>
             </w:pPr>
-            <w:hyperlink w:history="1" r:id="rIdzbexgmehufobs7n936xnb">
+            <w:hyperlink w:history="1" r:id="rIdjymaegw_u5chi0wibqvnk">
               <w:r>
                 <w:rPr>
                   <w:rFonts w:ascii="Arial" w:cs="Arial" w:eastAsia="Arial" w:hAnsi="Arial"/>
@@ -27619,7 +27619,7 @@
               <w:spacing w:after="10" w:before="0"/>
               <w:ind w:left="120"/>
             </w:pPr>
-            <w:hyperlink w:history="1" r:id="rIdjwp5c0gbfq-8blk0zamhc">
+            <w:hyperlink w:history="1" r:id="rIdevhbmod9kn51acrjoitjo">
               <w:r>
                 <w:rPr>
                   <w:rFonts w:ascii="Arial" w:cs="Arial" w:eastAsia="Arial" w:hAnsi="Arial"/>
@@ -28159,7 +28159,7 @@
         </w:rPr>
         <w:t xml:space="preserve">© 2026 SeaVuria and ARES. Aligned with KICD objectives. Developed by SeaVuria; technical implementation by ARES (with AI assistance from Claude). Licensed under </w:t>
       </w:r>
-      <w:hyperlink w:history="1" r:id="rId_-bfpdyadjbuvyk_wcdjy">
+      <w:hyperlink w:history="1" r:id="rId7oys8puuxukb8icj9ikuo">
         <w:r>
           <w:rPr>
             <w:rFonts w:ascii="Arial" w:cs="Arial" w:eastAsia="Arial" w:hAnsi="Arial"/>
@@ -28180,7 +28180,7 @@
         </w:rPr>
         <w:t xml:space="preserve"> (</w:t>
       </w:r>
-      <w:hyperlink w:history="1" r:id="rIdfn5fwujtwqxsrehjoto9z">
+      <w:hyperlink w:history="1" r:id="rIde87lmpjoyrfsxmoazcua-">
         <w:r>
           <w:rPr>
             <w:rFonts w:ascii="Arial" w:cs="Arial" w:eastAsia="Arial" w:hAnsi="Arial"/>
@@ -28688,7 +28688,7 @@
               <w:spacing w:after="40" w:before="0"/>
               <w:jc w:val="left"/>
             </w:pPr>
-            <w:ins w:id="9104" w:author="Claude (AI) - proposed" w:date="2026-10-15T03:00:47Z">
+            <w:ins w:id="9104" w:author="Claude (AI) - proposed" w:date="2026-10-18T00:26:28Z">
               <w:r>
                 <w:rPr>
                   <w:rFonts w:ascii="Arial" w:cs="Arial" w:eastAsia="Arial" w:hAnsi="Arial"/>
@@ -28947,7 +28947,7 @@
               </w:rPr>
               <w:t xml:space="preserve">Mrs Achieng returns to the Kisumu tray. Wanjiru asked earlier why antacid F relieves heartburn but paracetamol G relieves pain, and why too much of either is dangerous. Learners predict what happens in the body with each tablet, then gather evidence: a teacher-led demo of F fizzing in dilute vinegar (acid) while G does not (a Lesson 2 property), and a data card with the paracetamol label dose. They calculate 8 x 500 mg = 4000 mg = 4 g as the daily maximum, and examine the effects of antacid overuse. They define drug, prescription, dosage and substance abuse, explain why the dose matters, add to the Driving Question Board, and design a poster to sensitise peers and the community. The final step revises the class model with ideas about safe use.</w:t>
             </w:r>
-            <w:ins w:id="9105" w:author="Claude (AI) - proposed" w:date="2026-10-15T03:00:47Z">
+            <w:ins w:id="9105" w:author="Claude (AI) - proposed" w:date="2026-10-18T00:26:28Z">
               <w:r>
                 <w:rPr>
                   <w:rFonts w:ascii="Arial" w:cs="Arial" w:eastAsia="Arial" w:hAnsi="Arial"/>
@@ -29250,7 +29250,7 @@
             <w:pPr>
               <w:spacing w:after="20" w:before="0"/>
             </w:pPr>
-            <w:hyperlink w:history="1" r:id="rId6gctv0zmcqitul7m8vqhv">
+            <w:hyperlink w:history="1" r:id="rIde71-w7gvndzbtey02kn3v">
               <w:r>
                 <w:rPr>
                   <w:rFonts w:ascii="Arial" w:cs="Arial" w:eastAsia="Arial" w:hAnsi="Arial"/>
@@ -29299,7 +29299,7 @@
               <w:spacing w:after="10" w:before="0"/>
               <w:ind w:left="120"/>
             </w:pPr>
-            <w:hyperlink w:history="1" r:id="rId8-gntqsxexgcsj5o27vm8">
+            <w:hyperlink w:history="1" r:id="rId-cvwqlcuy0pnxktlqpdgu">
               <w:r>
                 <w:rPr>
                   <w:rFonts w:ascii="Arial" w:cs="Arial" w:eastAsia="Arial" w:hAnsi="Arial"/>
@@ -29344,7 +29344,7 @@
             <w:pPr>
               <w:spacing w:after="20" w:before="0"/>
             </w:pPr>
-            <w:hyperlink w:history="1" r:id="rId_kneix-l01yocnjuks4sf">
+            <w:hyperlink w:history="1" r:id="rIdu0vw1e8hcrphsqu5cubpf">
               <w:r>
                 <w:rPr>
                   <w:rFonts w:ascii="Arial" w:cs="Arial" w:eastAsia="Arial" w:hAnsi="Arial"/>
@@ -29393,7 +29393,7 @@
               <w:spacing w:after="10" w:before="0"/>
               <w:ind w:left="120"/>
             </w:pPr>
-            <w:hyperlink w:history="1" r:id="rIdpaug4wntf8kvzcrgafpxx">
+            <w:hyperlink w:history="1" r:id="rIdv392a9eimdwn2bbyndn2_">
               <w:r>
                 <w:rPr>
                   <w:rFonts w:ascii="Arial" w:cs="Arial" w:eastAsia="Arial" w:hAnsi="Arial"/>
@@ -29593,7 +29593,7 @@
             <w:pPr>
               <w:spacing w:after="20" w:before="0"/>
             </w:pPr>
-            <w:hyperlink w:history="1" r:id="rId_0dnhdi6ssyn7yhcgfugi">
+            <w:hyperlink w:history="1" r:id="rId98jilacii-obimjmtsaj3">
               <w:r>
                 <w:rPr>
                   <w:rFonts w:ascii="Arial" w:cs="Arial" w:eastAsia="Arial" w:hAnsi="Arial"/>
@@ -29642,7 +29642,7 @@
               <w:spacing w:after="10" w:before="0"/>
               <w:ind w:left="120"/>
             </w:pPr>
-            <w:hyperlink w:history="1" r:id="rIdwo5bc1eamonwtjzuea0wj">
+            <w:hyperlink w:history="1" r:id="rId1zoaqv-8y1jnlj_dwf-dv">
               <w:r>
                 <w:rPr>
                   <w:rFonts w:ascii="Arial" w:cs="Arial" w:eastAsia="Arial" w:hAnsi="Arial"/>
@@ -29687,7 +29687,7 @@
             <w:pPr>
               <w:spacing w:after="20" w:before="0"/>
             </w:pPr>
-            <w:hyperlink w:history="1" r:id="rId2av2lx3zduwb-xa0zfg0a">
+            <w:hyperlink w:history="1" r:id="rId5wgc5wnqwu1w9h88jqslc">
               <w:r>
                 <w:rPr>
                   <w:rFonts w:ascii="Arial" w:cs="Arial" w:eastAsia="Arial" w:hAnsi="Arial"/>
@@ -29736,7 +29736,7 @@
               <w:spacing w:after="10" w:before="0"/>
               <w:ind w:left="120"/>
             </w:pPr>
-            <w:hyperlink w:history="1" r:id="rIdueimk3s3yf8mnym5ulnxw">
+            <w:hyperlink w:history="1" r:id="rIdotrg1ovchdwsa5k3cf1yj">
               <w:r>
                 <w:rPr>
                   <w:rFonts w:ascii="Arial" w:cs="Arial" w:eastAsia="Arial" w:hAnsi="Arial"/>
@@ -29936,7 +29936,7 @@
             <w:pPr>
               <w:spacing w:after="20" w:before="0"/>
             </w:pPr>
-            <w:hyperlink w:history="1" r:id="rIdchdtk2bla2qtiyp0p8cku">
+            <w:hyperlink w:history="1" r:id="rIdkyev9_mdfvjv-7cszhjlw">
               <w:r>
                 <w:rPr>
                   <w:rFonts w:ascii="Arial" w:cs="Arial" w:eastAsia="Arial" w:hAnsi="Arial"/>
@@ -29985,7 +29985,7 @@
               <w:spacing w:after="10" w:before="0"/>
               <w:ind w:left="120"/>
             </w:pPr>
-            <w:hyperlink w:history="1" r:id="rIdavskrljh-nwg0ypciwzth">
+            <w:hyperlink w:history="1" r:id="rId34tuguliyjjqlfofcdzbr">
               <w:r>
                 <w:rPr>
                   <w:rFonts w:ascii="Arial" w:cs="Arial" w:eastAsia="Arial" w:hAnsi="Arial"/>
@@ -30030,7 +30030,7 @@
             <w:pPr>
               <w:spacing w:after="20" w:before="0"/>
             </w:pPr>
-            <w:hyperlink w:history="1" r:id="rIdcuxh8nzxthb5pqfi5wucg">
+            <w:hyperlink w:history="1" r:id="rIdoxq3a1xz13xybd7mjd0mf">
               <w:r>
                 <w:rPr>
                   <w:rFonts w:ascii="Arial" w:cs="Arial" w:eastAsia="Arial" w:hAnsi="Arial"/>
@@ -30079,7 +30079,7 @@
               <w:spacing w:after="10" w:before="0"/>
               <w:ind w:left="120"/>
             </w:pPr>
-            <w:hyperlink w:history="1" r:id="rIdcvlwh5pgbtpvcilcrautv">
+            <w:hyperlink w:history="1" r:id="rId4ih6m2fs2cvg5fistmc3g">
               <w:r>
                 <w:rPr>
                   <w:rFonts w:ascii="Arial" w:cs="Arial" w:eastAsia="Arial" w:hAnsi="Arial"/>
@@ -30124,7 +30124,7 @@
               </w:rPr>
               <w:t xml:space="preserve">Learners build a group explanation answering Wanjiru's puzzle in 4 to 5 sentences: (1) why the antacid relieves heartburn but paracetamol relieves pain, using the acid-reaction evidence; (2) why taking too much of either is dangerous, using the dose numbers. Then, using a class discussion, learners build definitions of the four key terms: drug (a substance that changes how the body works), prescription (a health worker's written instruction for a medicine), dosage (amount and timing), and substance abuse (using a substance in a harmful way or amount). They sort 6 short Kenyan scenario cards into 'correct use' or 'misuse' and explain each choice: e.g. (1) an adult follows the label of paracetamol 500 mg, taking 2 tablets every 6 hours; (2) a learner takes 10 paracetamol tablets in a day because a headache is severe; (3) a parent gives a child an adult dose; (4) a person takes antacid tablets all day after every meal for weeks; (5) a person buys medicine from a stall with no label or expiry date (linking to Lesson 8); (6) a person takes medicine prescribed by a clinic exactly as written. </w:t>
             </w:r>
-            <w:ins w:id="9106" w:author="Claude (AI) - proposed" w:date="2026-10-15T03:00:47Z">
+            <w:ins w:id="9106" w:author="Claude (AI) - proposed" w:date="2026-10-18T00:26:28Z">
               <w:r>
                 <w:rPr>
                   <w:rFonts w:ascii="Arial" w:cs="Arial" w:eastAsia="Arial" w:hAnsi="Arial"/>
@@ -30185,7 +30185,7 @@
               </w:rPr>
               <w:t xml:space="preserve">Say: 'Use evidence, not opinion. Start with: We saw that F... so it can... G did not... so it...' After groups write, WAIT TIME 10-15 seconds, then cold-call 4 groups to read their explanation and ask the others: 'What evidence in this explanation convinces you? What is missing?' Draw out the key idea: the antacid works because it reacts with and neutralises acid, paracetamol works on pain and fever by a different action, and both are harmful in excess. Give the four definitions only after learners have proposed their own; ask: 'Which word in our definition of substance abuse tells us a medicine can be misused?' (answer: harmful way or amount). For the scenario cards, cold-call 6 different learners, one per card: 'Is this use or misuse? Which evidence from today tells you?' </w:t>
             </w:r>
-            <w:ins w:id="9107" w:author="Claude (AI) - proposed" w:date="2026-10-15T03:00:47Z">
+            <w:ins w:id="9107" w:author="Claude (AI) - proposed" w:date="2026-10-18T00:26:28Z">
               <w:r>
                 <w:rPr>
                   <w:rFonts w:ascii="Arial" w:cs="Arial" w:eastAsia="Arial" w:hAnsi="Arial"/>
@@ -30279,7 +30279,7 @@
               </w:rPr>
               <w:t xml:space="preserve">Look for: (1) explanations that include both parts: F reacts with acid and neutralises it; G acts on pain and fever and does not neutralise acid; (2) correct use of the terms drug, prescription, dosage and substance abuse; (3) at least 5 of 6 scenarios correctly classified with a reason that cites the label, dose or effects; (4) learners link to Lesson 8 by pointing to the missing label or expiry date in scenario 5; (5) </w:t>
             </w:r>
-            <w:ins w:id="9108" w:author="Claude (AI) - proposed" w:date="2026-10-15T03:00:47Z">
+            <w:ins w:id="9108" w:author="Claude (AI) - proposed" w:date="2026-10-18T00:26:28Z">
               <w:r>
                 <w:rPr>
                   <w:rFonts w:ascii="Arial" w:cs="Arial" w:eastAsia="Arial" w:hAnsi="Arial"/>
@@ -30363,7 +30363,7 @@
             <w:pPr>
               <w:spacing w:after="20" w:before="0"/>
             </w:pPr>
-            <w:hyperlink w:history="1" r:id="rIdoclyjeksgkwnbcsy9k1zq">
+            <w:hyperlink w:history="1" r:id="rId72gnlyclgdgziixfxxwpk">
               <w:r>
                 <w:rPr>
                   <w:rFonts w:ascii="Arial" w:cs="Arial" w:eastAsia="Arial" w:hAnsi="Arial"/>
@@ -30412,7 +30412,7 @@
               <w:spacing w:after="10" w:before="0"/>
               <w:ind w:left="120"/>
             </w:pPr>
-            <w:hyperlink w:history="1" r:id="rId8ojyo3etbxfwn3jmq8kwe">
+            <w:hyperlink w:history="1" r:id="rId9pe9qxxrbinn3yyvbw3pd">
               <w:r>
                 <w:rPr>
                   <w:rFonts w:ascii="Arial" w:cs="Arial" w:eastAsia="Arial" w:hAnsi="Arial"/>
@@ -30457,7 +30457,7 @@
             <w:pPr>
               <w:spacing w:after="20" w:before="0"/>
             </w:pPr>
-            <w:hyperlink w:history="1" r:id="rId3ica5wfmp11fxxir9jspv">
+            <w:hyperlink w:history="1" r:id="rIduoopktr7tulxo2a1yn7gz">
               <w:r>
                 <w:rPr>
                   <w:rFonts w:ascii="Arial" w:cs="Arial" w:eastAsia="Arial" w:hAnsi="Arial"/>
@@ -30506,7 +30506,7 @@
               <w:spacing w:after="10" w:before="0"/>
               <w:ind w:left="120"/>
             </w:pPr>
-            <w:hyperlink w:history="1" r:id="rIdm2l1ark0gjqrkzfpoz7ar">
+            <w:hyperlink w:history="1" r:id="rIdyvh9kncwe5lcygqae43nf">
               <w:r>
                 <w:rPr>
                   <w:rFonts w:ascii="Arial" w:cs="Arial" w:eastAsia="Arial" w:hAnsi="Arial"/>
@@ -30584,7 +30584,7 @@
               </w:rPr>
               <w:t xml:space="preserve">Say: 'Look at our board. Which questions can we answer better today? Place your sticky note with the evidence next to the question.' WAIT TIME 10-15 seconds before groups move notes. Cold-call 3 groups: 'Which question did you answer, and what is your evidence?' Ask: 'What new question has today raised?' and add 2 to 3 new questions to the board. Link back to the </w:t>
             </w:r>
-            <w:del w:id="9109" w:author="Claude (AI) - proposed" w:date="2026-10-15T03:00:47Z">
+            <w:del w:id="9109" w:author="Claude (AI) - proposed" w:date="2026-10-18T00:26:28Z">
               <w:r>
                 <w:rPr>
                   <w:rFonts w:ascii="Arial" w:cs="Arial" w:eastAsia="Arial" w:hAnsi="Arial"/>
@@ -30599,7 +30599,7 @@
                 <w:delText xml:space="preserve">KICD inquiry questions</w:delText>
               </w:r>
             </w:del>
-            <w:ins w:id="9110" w:author="Claude (AI) - proposed" w:date="2026-10-15T03:00:47Z">
+            <w:ins w:id="9110" w:author="Claude (AI) - proposed" w:date="2026-10-18T00:26:28Z">
               <w:r>
                 <w:rPr>
                   <w:rFonts w:ascii="Arial" w:cs="Arial" w:eastAsia="Arial" w:hAnsi="Arial"/>
@@ -30749,7 +30749,7 @@
             <w:pPr>
               <w:spacing w:after="20" w:before="0"/>
             </w:pPr>
-            <w:hyperlink w:history="1" r:id="rIdri3ixg1venctkl1yi4csm">
+            <w:hyperlink w:history="1" r:id="rIdxtnbk2rdeybz1fyngkhyx">
               <w:r>
                 <w:rPr>
                   <w:rFonts w:ascii="Arial" w:cs="Arial" w:eastAsia="Arial" w:hAnsi="Arial"/>
@@ -30798,7 +30798,7 @@
               <w:spacing w:after="10" w:before="0"/>
               <w:ind w:left="120"/>
             </w:pPr>
-            <w:hyperlink w:history="1" r:id="rIdmltq8_qwckm2sl4h2wat3">
+            <w:hyperlink w:history="1" r:id="rIdgjru1al_ptstjv2xlcvnb">
               <w:r>
                 <w:rPr>
                   <w:rFonts w:ascii="Arial" w:cs="Arial" w:eastAsia="Arial" w:hAnsi="Arial"/>
@@ -30843,7 +30843,7 @@
             <w:pPr>
               <w:spacing w:after="20" w:before="0"/>
             </w:pPr>
-            <w:hyperlink w:history="1" r:id="rIde--ouix_psnkzx9rl8w-8">
+            <w:hyperlink w:history="1" r:id="rIdgyhf7ovkh2zdi4ppegxod">
               <w:r>
                 <w:rPr>
                   <w:rFonts w:ascii="Arial" w:cs="Arial" w:eastAsia="Arial" w:hAnsi="Arial"/>
@@ -30892,7 +30892,7 @@
               <w:spacing w:after="10" w:before="0"/>
               <w:ind w:left="120"/>
             </w:pPr>
-            <w:hyperlink w:history="1" r:id="rIdmu8wltx4qnpj4e1r8sd0l">
+            <w:hyperlink w:history="1" r:id="rIdx7ywuvw8-ttaclt186iv9">
               <w:r>
                 <w:rPr>
                   <w:rFonts w:ascii="Arial" w:cs="Arial" w:eastAsia="Arial" w:hAnsi="Arial"/>
@@ -31417,7 +31417,7 @@
         </w:rPr>
         <w:t xml:space="preserve">© 2026 SeaVuria and ARES. Aligned with KICD objectives. Developed by SeaVuria; technical implementation by ARES (with AI assistance from Claude). Licensed under </w:t>
       </w:r>
-      <w:hyperlink w:history="1" r:id="rIdtf6mejjlvgfbkrbqyowa3">
+      <w:hyperlink w:history="1" r:id="rIdqlecss8kj1m_dtygisup5">
         <w:r>
           <w:rPr>
             <w:rFonts w:ascii="Arial" w:cs="Arial" w:eastAsia="Arial" w:hAnsi="Arial"/>
@@ -31438,7 +31438,7 @@
         </w:rPr>
         <w:t xml:space="preserve"> (</w:t>
       </w:r>
-      <w:hyperlink w:history="1" r:id="rIdv2brbyw6q0hccgdzi1gxv">
+      <w:hyperlink w:history="1" r:id="rIdrovrntzpljtezl5i9e3ec">
         <w:r>
           <w:rPr>
             <w:rFonts w:ascii="Arial" w:cs="Arial" w:eastAsia="Arial" w:hAnsi="Arial"/>
@@ -31946,7 +31946,7 @@
               <w:spacing w:after="40" w:before="0"/>
               <w:jc w:val="left"/>
             </w:pPr>
-            <w:ins w:id="9111" w:author="Claude (AI) - proposed" w:date="2026-10-15T03:00:47Z">
+            <w:ins w:id="9111" w:author="Claude (AI) - proposed" w:date="2026-10-18T00:26:28Z">
               <w:r>
                 <w:rPr>
                   <w:rFonts w:ascii="Arial" w:cs="Arial" w:eastAsia="Arial" w:hAnsi="Arial"/>
@@ -32205,7 +32205,7 @@
               </w:rPr>
               <w:t xml:space="preserve">Learners return to the Kisumu school lab tray with eight substances (A table salt, B water, C sand, D sulphur, E iron filings, F antacid tablet, G paracetamol tablet, H sugar). In this final lesson they first predict what a safe and healthy school needs and what the class model will look like, then gather evidence by reviewing the results recorded in Lessons 1-9 (the water test, heat test and the mixture M separation: 2.9 g iron, 2.8 g sand, 2.7 g salt, total 8.4 g recovered out of 9 g, loss 0.6 g). They brainstorm and present their rights and responsibilities for a safe and healthy learning environment and tie these to the safety rules used with the tray. Learners then complete the Driving Question Board by sorting questions into answered and partly answered, and compare model v1 (Lesson 3) with model v2 (Lesson 6) to build the final model. The lesson ends with each learner writing a Final Explanation that answers the driving question: How do the different properties of substances around us help chemists make medicines, foods and other products, and how do we use them safely?</w:t>
             </w:r>
-            <w:ins w:id="9112" w:author="Claude (AI) - proposed" w:date="2026-10-15T03:00:47Z">
+            <w:ins w:id="9112" w:author="Claude (AI) - proposed" w:date="2026-10-18T00:26:28Z">
               <w:r>
                 <w:rPr>
                   <w:rFonts w:ascii="Arial" w:cs="Arial" w:eastAsia="Arial" w:hAnsi="Arial"/>
@@ -32525,7 +32525,7 @@
               <w:spacing w:after="10" w:before="0"/>
               <w:ind w:left="120"/>
             </w:pPr>
-            <w:hyperlink w:history="1" r:id="rIdq2fkoahnofmcb3h5v2r4i">
+            <w:hyperlink w:history="1" r:id="rId4mkg0cixcejgxztsbxslx">
               <w:r>
                 <w:rPr>
                   <w:rFonts w:ascii="Arial" w:cs="Arial" w:eastAsia="Arial" w:hAnsi="Arial"/>
@@ -32585,7 +32585,7 @@
             <w:pPr>
               <w:spacing w:after="20" w:before="0"/>
             </w:pPr>
-            <w:hyperlink w:history="1" r:id="rIdzabz_tscf1cfvr5uoboky">
+            <w:hyperlink w:history="1" r:id="rIdyep3z3o4uw4zggqguxqq0">
               <w:r>
                 <w:rPr>
                   <w:rFonts w:ascii="Arial" w:cs="Arial" w:eastAsia="Arial" w:hAnsi="Arial"/>
@@ -32634,7 +32634,7 @@
               <w:spacing w:after="10" w:before="0"/>
               <w:ind w:left="120"/>
             </w:pPr>
-            <w:hyperlink w:history="1" r:id="rId3k2ia0nwhkr4dsxjozyvt">
+            <w:hyperlink w:history="1" r:id="rIdd65y2esm2i59dwkbsxc9i">
               <w:r>
                 <w:rPr>
                   <w:rFonts w:ascii="Arial" w:cs="Arial" w:eastAsia="Arial" w:hAnsi="Arial"/>
@@ -32851,7 +32851,7 @@
               <w:spacing w:after="10" w:before="0"/>
               <w:ind w:left="120"/>
             </w:pPr>
-            <w:hyperlink w:history="1" r:id="rIddxfrno0my7u7sdcylv4wj">
+            <w:hyperlink w:history="1" r:id="rIdplgzhlxtnfpm5t22e843w">
               <w:r>
                 <w:rPr>
                   <w:rFonts w:ascii="Arial" w:cs="Arial" w:eastAsia="Arial" w:hAnsi="Arial"/>
@@ -32911,7 +32911,7 @@
             <w:pPr>
               <w:spacing w:after="20" w:before="0"/>
             </w:pPr>
-            <w:hyperlink w:history="1" r:id="rIdeznj_j9ldjc-urqz8-doc">
+            <w:hyperlink w:history="1" r:id="rIdnatyuyrycubwdzwbgw5wq">
               <w:r>
                 <w:rPr>
                   <w:rFonts w:ascii="Arial" w:cs="Arial" w:eastAsia="Arial" w:hAnsi="Arial"/>
@@ -32960,7 +32960,7 @@
               <w:spacing w:after="10" w:before="0"/>
               <w:ind w:left="120"/>
             </w:pPr>
-            <w:hyperlink w:history="1" r:id="rId6p8qy0hnkaxxt3l1qjomy">
+            <w:hyperlink w:history="1" r:id="rId5kebst3lty-nhxo-peilv">
               <w:r>
                 <w:rPr>
                   <w:rFonts w:ascii="Arial" w:cs="Arial" w:eastAsia="Arial" w:hAnsi="Arial"/>
@@ -33005,7 +33005,7 @@
               </w:rPr>
               <w:t xml:space="preserve">Learners gather evidence in two parts. Part A (about 12 minutes, evidence review): each group receives a recorded results card, a copy of their Lesson 2 and 3 data on the WATER TEST, HEAT TEST and mixture M separation, and the Lesson 9 posters on the wall. Using a table with columns for A-H, learners record at least one property for each substance: A salt dissolves completely, clear colourless solution, crackles on heating, no melting; B water; C sand sinks, does not dissolve, no change on heating; D sulphur floats, not wetted, melts at about 115 C then burns with a blue flame and a sharp choking smell; E iron filings sink, pulled out by a magnet, </w:t>
             </w:r>
-            <w:del w:id="9113" w:author="Claude (AI) - proposed" w:date="2026-10-15T03:00:47Z">
+            <w:del w:id="9113" w:author="Claude (AI) - proposed" w:date="2026-10-18T00:26:28Z">
               <w:r>
                 <w:rPr>
                   <w:rFonts w:ascii="Arial" w:cs="Arial" w:eastAsia="Arial" w:hAnsi="Arial"/>
@@ -33020,7 +33020,7 @@
                 <w:delText xml:space="preserve">glow orange-red and turn dull blackish</w:delText>
               </w:r>
             </w:del>
-            <w:ins w:id="9114" w:author="Claude (AI) - proposed" w:date="2026-10-15T03:00:47Z">
+            <w:ins w:id="9114" w:author="Claude (AI) - proposed" w:date="2026-10-18T00:26:28Z">
               <w:r>
                 <w:rPr>
                   <w:rFonts w:ascii="Arial" w:cs="Arial" w:eastAsia="Arial" w:hAnsi="Arial"/>
@@ -33147,7 +33147,7 @@
               </w:rPr>
               <w:t xml:space="preserve">Look for: (1) completed tables with a correct property for all 8 substances and correct names A-H (e.g. calls A 'table salt', H 'sugar'); (2) correct use of 'dissolves' for A and H and 'does not dissolve' for C, D, E; (3) correct arithmetic 2.9 + 2.8 + 2.7 = 8.4 g and 9 - 8.4 = 0.6 g; (4) each group lists at least 3 rights and 3 responsibilities, and links at least one to a lab rule; (5) stars and wishes are specific and respectful (observable respect indicator: members wait for each other and acknowledge ideas). Record on </w:t>
             </w:r>
-            <w:del w:id="9115" w:author="Claude (AI) - proposed" w:date="2026-10-15T03:00:47Z">
+            <w:del w:id="9115" w:author="Claude (AI) - proposed" w:date="2026-10-18T00:26:28Z">
               <w:r>
                 <w:rPr>
                   <w:rFonts w:ascii="Arial" w:cs="Arial" w:eastAsia="Arial" w:hAnsi="Arial"/>
@@ -33162,7 +33162,7 @@
                 <w:delText xml:space="preserve">a rubric: meets, approaching, not yet</w:delText>
               </w:r>
             </w:del>
-            <w:ins w:id="9116" w:author="Claude (AI) - proposed" w:date="2026-10-15T03:00:47Z">
+            <w:ins w:id="9116" w:author="Claude (AI) - proposed" w:date="2026-10-18T00:26:28Z">
               <w:r>
                 <w:rPr>
                   <w:rFonts w:ascii="Arial" w:cs="Arial" w:eastAsia="Arial" w:hAnsi="Arial"/>
@@ -33263,7 +33263,7 @@
               <w:spacing w:after="10" w:before="0"/>
               <w:ind w:left="120"/>
             </w:pPr>
-            <w:hyperlink w:history="1" r:id="rIds_ynfek7h-okoium2nscl">
+            <w:hyperlink w:history="1" r:id="rIdn5oqnv8xk--jiwf8idfrw">
               <w:r>
                 <w:rPr>
                   <w:rFonts w:ascii="Arial" w:cs="Arial" w:eastAsia="Arial" w:hAnsi="Arial"/>
@@ -33323,7 +33323,7 @@
             <w:pPr>
               <w:spacing w:after="20" w:before="0"/>
             </w:pPr>
-            <w:hyperlink w:history="1" r:id="rIdbtr0lnhe7_sney2vcm4nw">
+            <w:hyperlink w:history="1" r:id="rIdg1fvaq3_tzv6-hkwc9udm">
               <w:r>
                 <w:rPr>
                   <w:rFonts w:ascii="Arial" w:cs="Arial" w:eastAsia="Arial" w:hAnsi="Arial"/>
@@ -33372,7 +33372,7 @@
               <w:spacing w:after="10" w:before="0"/>
               <w:ind w:left="120"/>
             </w:pPr>
-            <w:hyperlink w:history="1" r:id="rIdfcm_h67jsmsjjsn6e7iyj">
+            <w:hyperlink w:history="1" r:id="rIdpgkxqgwaz2tipv6jzteh6">
               <w:r>
                 <w:rPr>
                   <w:rFonts w:ascii="Arial" w:cs="Arial" w:eastAsia="Arial" w:hAnsi="Arial"/>
@@ -33417,7 +33417,7 @@
               </w:rPr>
               <w:t xml:space="preserve">Learners write and discuss a Final Explanation answering the driving question. Step 1 (5 minutes): in groups, learners build a Claim-Evidence-Reasoning (CER) chart. Claim: </w:t>
             </w:r>
-            <w:del w:id="9117" w:author="Claude (AI) - proposed" w:date="2026-10-15T03:00:47Z">
+            <w:del w:id="9117" w:author="Claude (AI) - proposed" w:date="2026-10-18T00:26:28Z">
               <w:r>
                 <w:rPr>
                   <w:rFonts w:ascii="Arial" w:cs="Arial" w:eastAsia="Arial" w:hAnsi="Arial"/>
@@ -33432,7 +33432,7 @@
                 <w:delText xml:space="preserve">substances behave differently because each has its own set of properties that come from what it is made of</w:delText>
               </w:r>
             </w:del>
-            <w:ins w:id="9118" w:author="Claude (AI) - proposed" w:date="2026-10-15T03:00:47Z">
+            <w:ins w:id="9118" w:author="Claude (AI) - proposed" w:date="2026-10-18T00:26:28Z">
               <w:r>
                 <w:rPr>
                   <w:rFonts w:ascii="Arial" w:cs="Arial" w:eastAsia="Arial" w:hAnsi="Arial"/>
@@ -33460,7 +33460,7 @@
               </w:rPr>
               <w:t xml:space="preserve">. Evidence: at least four pieces from the tray (e.g. A and H dissolve and cannot be filtered out; C and E do not dissolve and can be filtered or pulled out by a magnet; D burns with a blue flame while C does not; F fizzes in acid while G does not). Reasoning: </w:t>
             </w:r>
-            <w:del w:id="9119" w:author="Claude (AI) - proposed" w:date="2026-10-15T03:00:47Z">
+            <w:del w:id="9119" w:author="Claude (AI) - proposed" w:date="2026-10-18T00:26:28Z">
               <w:r>
                 <w:rPr>
                   <w:rFonts w:ascii="Arial" w:cs="Arial" w:eastAsia="Arial" w:hAnsi="Arial"/>
@@ -33475,7 +33475,7 @@
                 <w:delText xml:space="preserve">chemists use properties to choose, separate and make materials, so mixture M was separated by magnetic separation, filtration and evaporation</w:delText>
               </w:r>
             </w:del>
-            <w:ins w:id="9120" w:author="Claude (AI) - proposed" w:date="2026-10-15T03:00:47Z">
+            <w:ins w:id="9120" w:author="Claude (AI) - proposed" w:date="2026-10-18T00:26:28Z">
               <w:r>
                 <w:rPr>
                   <w:rFonts w:ascii="Arial" w:cs="Arial" w:eastAsia="Arial" w:hAnsi="Arial"/>
@@ -33503,7 +33503,7 @@
               </w:rPr>
               <w:t xml:space="preserve">. Step 2 (5 minutes): learners explain the medicine puzzle, Wanjiru's question: the antacid (F, calcium carbonate</w:t>
             </w:r>
-            <w:del w:id="9121" w:author="Claude (AI) - proposed" w:date="2026-10-15T03:00:47Z">
+            <w:del w:id="9121" w:author="Claude (AI) - proposed" w:date="2026-10-18T00:26:28Z">
               <w:r>
                 <w:rPr>
                   <w:rFonts w:ascii="Arial" w:cs="Arial" w:eastAsia="Arial" w:hAnsi="Arial"/>
@@ -33518,7 +33518,7 @@
                 <w:delText xml:space="preserve"> with magnesium hydroxide</w:delText>
               </w:r>
             </w:del>
-            <w:ins w:id="9122" w:author="Claude (AI) - proposed" w:date="2026-10-15T03:00:47Z">
+            <w:ins w:id="9122" w:author="Claude (AI) - proposed" w:date="2026-10-18T00:26:28Z">
               <w:r>
                 <w:rPr>
                   <w:rFonts w:ascii="Arial" w:cs="Arial" w:eastAsia="Arial" w:hAnsi="Arial"/>
@@ -33546,7 +33546,7 @@
               </w:rPr>
               <w:t xml:space="preserve">) reacts with and neutralises excess stomach acid, relieving heartburn; paracetamol (G, 500 mg) relieves pain and fever by a different action and does not neutralise acid; both are harmful in excess (paracetamol over 4 g in 24 hours can damage the liver; too much antacid can cause constipation or diarrhoea). Step 3 (10 minutes): each learner individually writes a Final Explanation of 8-10 sentences answering how properties help chemists make medicines, foods and other products, and how we use them safely, and links it to the </w:t>
             </w:r>
-            <w:del w:id="9123" w:author="Claude (AI) - proposed" w:date="2026-10-15T03:00:47Z">
+            <w:del w:id="9123" w:author="Claude (AI) - proposed" w:date="2026-10-18T00:26:28Z">
               <w:r>
                 <w:rPr>
                   <w:rFonts w:ascii="Arial" w:cs="Arial" w:eastAsia="Arial" w:hAnsi="Arial"/>
@@ -33574,7 +33574,7 @@
               </w:rPr>
               <w:t xml:space="preserve">KICD key inquiry</w:t>
             </w:r>
-            <w:ins w:id="9124" w:author="Claude (AI) - proposed" w:date="2026-10-15T03:00:47Z">
+            <w:ins w:id="9124" w:author="Claude (AI) - proposed" w:date="2026-10-18T00:26:28Z">
               <w:r>
                 <w:rPr>
                   <w:rFonts w:ascii="Arial" w:cs="Arial" w:eastAsia="Arial" w:hAnsi="Arial"/>
@@ -33774,7 +33774,7 @@
               <w:spacing w:after="10" w:before="0"/>
               <w:ind w:left="120"/>
             </w:pPr>
-            <w:hyperlink w:history="1" r:id="rIduy4szfauvfgb6_77ror0o">
+            <w:hyperlink w:history="1" r:id="rIderb8tvaqu-pfrook53ho-">
               <w:r>
                 <w:rPr>
                   <w:rFonts w:ascii="Arial" w:cs="Arial" w:eastAsia="Arial" w:hAnsi="Arial"/>
@@ -33834,7 +33834,7 @@
             <w:pPr>
               <w:spacing w:after="20" w:before="0"/>
             </w:pPr>
-            <w:hyperlink w:history="1" r:id="rIdi-fo3sdipm8zotajyxx0x">
+            <w:hyperlink w:history="1" r:id="rIdc7fgmohcjlpupnzkzowe_">
               <w:r>
                 <w:rPr>
                   <w:rFonts w:ascii="Arial" w:cs="Arial" w:eastAsia="Arial" w:hAnsi="Arial"/>
@@ -33883,7 +33883,7 @@
               <w:spacing w:after="10" w:before="0"/>
               <w:ind w:left="120"/>
             </w:pPr>
-            <w:hyperlink w:history="1" r:id="rIdbn5omd3ab2dewjv0hay5a">
+            <w:hyperlink w:history="1" r:id="rIdfxymhf9oc-ocseeiyrm0m">
               <w:r>
                 <w:rPr>
                   <w:rFonts w:ascii="Arial" w:cs="Arial" w:eastAsia="Arial" w:hAnsi="Arial"/>
@@ -33961,7 +33961,7 @@
               </w:rPr>
               <w:t xml:space="preserve">Say: 'Our board is our record of learning. Let us see how far we have come.' Give each group their notes and say: 'Decide where each question belongs and prove it with evidence from a lesson.' WAIT TIME: after asking 'Which questions are still partly answered?' wait 10-15 seconds. Cold-call 4 groups (one question each) to justify their sorting and ask 'What evidence supports that?' Ask: 'Which of the </w:t>
             </w:r>
-            <w:del w:id="9125" w:author="Claude (AI) - proposed" w:date="2026-10-15T03:00:47Z">
+            <w:del w:id="9125" w:author="Claude (AI) - proposed" w:date="2026-10-18T00:26:28Z">
               <w:r>
                 <w:rPr>
                   <w:rFonts w:ascii="Arial" w:cs="Arial" w:eastAsia="Arial" w:hAnsi="Arial"/>
@@ -33989,7 +33989,7 @@
               </w:rPr>
               <w:t xml:space="preserve">KICD key inquiry</w:t>
             </w:r>
-            <w:ins w:id="9126" w:author="Claude (AI) - proposed" w:date="2026-10-15T03:00:47Z">
+            <w:ins w:id="9126" w:author="Claude (AI) - proposed" w:date="2026-10-18T00:26:28Z">
               <w:r>
                 <w:rPr>
                   <w:rFonts w:ascii="Arial" w:cs="Arial" w:eastAsia="Arial" w:hAnsi="Arial"/>
@@ -34156,7 +34156,7 @@
               <w:spacing w:after="10" w:before="0"/>
               <w:ind w:left="120"/>
             </w:pPr>
-            <w:hyperlink w:history="1" r:id="rId4ffwwg3k3nf-kvsg-ecfm">
+            <w:hyperlink w:history="1" r:id="rIdun2cnuks0dos_embudrbv">
               <w:r>
                 <w:rPr>
                   <w:rFonts w:ascii="Arial" w:cs="Arial" w:eastAsia="Arial" w:hAnsi="Arial"/>
@@ -34216,7 +34216,7 @@
             <w:pPr>
               <w:spacing w:after="20" w:before="0"/>
             </w:pPr>
-            <w:hyperlink w:history="1" r:id="rIdbc0gfj0unbvuwhvifp6fh">
+            <w:hyperlink w:history="1" r:id="rIdlj09eviro9sit8j74k0ea">
               <w:r>
                 <w:rPr>
                   <w:rFonts w:ascii="Arial" w:cs="Arial" w:eastAsia="Arial" w:hAnsi="Arial"/>
@@ -34265,7 +34265,7 @@
               <w:spacing w:after="10" w:before="0"/>
               <w:ind w:left="120"/>
             </w:pPr>
-            <w:hyperlink w:history="1" r:id="rIdgc2hlwcllhrgiiwkbeoya">
+            <w:hyperlink w:history="1" r:id="rIdtxglfg7blbe6gfewzjkpu">
               <w:r>
                 <w:rPr>
                   <w:rFonts w:ascii="Arial" w:cs="Arial" w:eastAsia="Arial" w:hAnsi="Arial"/>
@@ -34790,7 +34790,7 @@
         </w:rPr>
         <w:t xml:space="preserve">© 2026 SeaVuria and ARES. Aligned with KICD objectives. Developed by SeaVuria; technical implementation by ARES (with AI assistance from Claude). Licensed under </w:t>
       </w:r>
-      <w:hyperlink w:history="1" r:id="rIdm0nth4q2xknbcosurpyis">
+      <w:hyperlink w:history="1" r:id="rIdh_rfxjomrpfkgjf59z3q2">
         <w:r>
           <w:rPr>
             <w:rFonts w:ascii="Arial" w:cs="Arial" w:eastAsia="Arial" w:hAnsi="Arial"/>
@@ -34811,7 +34811,7 @@
         </w:rPr>
         <w:t xml:space="preserve"> (</w:t>
       </w:r>
-      <w:hyperlink w:history="1" r:id="rIddrf6bxojchjcjfdhl_fr9">
+      <w:hyperlink w:history="1" r:id="rIdfpkfla9amdpkt2_qvnhp-">
         <w:r>
           <w:rPr>
             <w:rFonts w:ascii="Arial" w:cs="Arial" w:eastAsia="Arial" w:hAnsi="Arial"/>
